--- a/stories/sci-fi/ophiocordyceps/Ophiocordyceps.docx
+++ b/stories/sci-fi/ophiocordyceps/Ophiocordyceps.docx
@@ -206,7 +206,23 @@
           <w:sz w:val="24"/>
           <w:szCs w:val="24"/>
         </w:rPr>
-        <w:t xml:space="preserve">It would speak to him sometimes. Late at night. Of his homeworld. Of the three stars called Alpha Centauri, and the little green men that called them home. Of flying saucers that moved like photons. </w:t>
+        <w:t xml:space="preserve">It would speak to him sometimes. Late at night. Of his </w:t>
+      </w:r>
+      <w:proofErr w:type="spellStart"/>
+      <w:r>
+        <w:rPr>
+          <w:sz w:val="24"/>
+          <w:szCs w:val="24"/>
+        </w:rPr>
+        <w:t>homeworld</w:t>
+      </w:r>
+      <w:proofErr w:type="spellEnd"/>
+      <w:r>
+        <w:rPr>
+          <w:sz w:val="24"/>
+          <w:szCs w:val="24"/>
+        </w:rPr>
+        <w:t xml:space="preserve">. Of the three stars called Alpha Centauri, and the little green men that called them home. Of flying saucers that moved like photons. </w:t>
       </w:r>
     </w:p>
     <w:p>
@@ -274,7 +290,55 @@
           <w:sz w:val="24"/>
           <w:szCs w:val="24"/>
         </w:rPr>
-        <w:t xml:space="preserve">The Signal grew stronger each night. With each turn of the moon, static turned to tongues and tongues turned to instruction. It told him that the moon was secretly a satellite dish, an enormous planet-sized relay, designed by his peoples’ greatest engineers millennia ago. Planted in orbit of Earth because his people’s greatest astrobiologists saw promise in the volcanic, oceanic rock Earth had been. The Signal bounced off that moon and dug itself deep into the folds of his brain. </w:t>
+        <w:t xml:space="preserve">The Signal grew stronger each night. With each turn of the moon, static </w:t>
+      </w:r>
+      <w:proofErr w:type="gramStart"/>
+      <w:r>
+        <w:rPr>
+          <w:sz w:val="24"/>
+          <w:szCs w:val="24"/>
+        </w:rPr>
+        <w:t>turned</w:t>
+      </w:r>
+      <w:proofErr w:type="gramEnd"/>
+      <w:r>
+        <w:rPr>
+          <w:sz w:val="24"/>
+          <w:szCs w:val="24"/>
+        </w:rPr>
+        <w:t xml:space="preserve"> to tongues and tongues </w:t>
+      </w:r>
+      <w:proofErr w:type="gramStart"/>
+      <w:r>
+        <w:rPr>
+          <w:sz w:val="24"/>
+          <w:szCs w:val="24"/>
+        </w:rPr>
+        <w:t>turned</w:t>
+      </w:r>
+      <w:proofErr w:type="gramEnd"/>
+      <w:r>
+        <w:rPr>
+          <w:sz w:val="24"/>
+          <w:szCs w:val="24"/>
+        </w:rPr>
+        <w:t xml:space="preserve"> to instruction. It told him that the moon was secretly a satellite dish, an enormous planet-sized relay, designed by his </w:t>
+      </w:r>
+      <w:proofErr w:type="gramStart"/>
+      <w:r>
+        <w:rPr>
+          <w:sz w:val="24"/>
+          <w:szCs w:val="24"/>
+        </w:rPr>
+        <w:t>peoples’</w:t>
+      </w:r>
+      <w:proofErr w:type="gramEnd"/>
+      <w:r>
+        <w:rPr>
+          <w:sz w:val="24"/>
+          <w:szCs w:val="24"/>
+        </w:rPr>
+        <w:t xml:space="preserve"> greatest engineers millennia ago. Planted in orbit of Earth because his people’s greatest astrobiologists saw promise in the volcanic, oceanic rock Earth had been. The Signal bounced off that moon and dug itself deep into the folds of his brain. </w:t>
       </w:r>
     </w:p>
     <w:p>
@@ -335,41 +399,201 @@
           <w:sz w:val="24"/>
           <w:szCs w:val="24"/>
         </w:rPr>
-        <w:t xml:space="preserve">He had to do it down there because the rock prevented the government psychics from being able to spy on him. The internet told him that most psions could not see past two metres of solid earth -- something to do with the natural static radiation generated by all organic materials, which was obviously leached from these raw elements when processed into man-made goods -- but government psions would be well trained. Methodically, counting each dash on the tape measure, he had found the basement’s roof to be two point two metres below the lowest part of ground outside of his house. He then filled as many pot holes in his garden with dirt and rocks and sticks, careful to preserve their natural forms so as not to inhibit their anti-psionic properties. </w:t>
-      </w:r>
-    </w:p>
-    <w:p>
-      <w:pPr>
-        <w:spacing w:line="360" w:lineRule="auto"/>
-        <w:ind w:left="360" w:right="390" w:firstLine="360"/>
-        <w:rPr>
-          <w:sz w:val="24"/>
-          <w:szCs w:val="24"/>
-        </w:rPr>
-      </w:pPr>
-      <w:r>
-        <w:rPr>
-          <w:sz w:val="24"/>
-          <w:szCs w:val="24"/>
-        </w:rPr>
-        <w:t>A red line, shaky, ran from the top of the staircase to the basement floor where her body now lay, inanimate.</w:t>
-      </w:r>
-    </w:p>
-    <w:p>
-      <w:pPr>
-        <w:spacing w:line="360" w:lineRule="auto"/>
-        <w:ind w:left="360" w:right="390" w:firstLine="360"/>
-        <w:rPr>
-          <w:sz w:val="24"/>
-          <w:szCs w:val="24"/>
-        </w:rPr>
-      </w:pPr>
-      <w:r>
-        <w:rPr>
-          <w:sz w:val="24"/>
-          <w:szCs w:val="24"/>
-        </w:rPr>
-        <w:t>He lined the basement’s roof with aluminum. It was common knowledge that even kitchen grade aluminum sheeting could prevent telepathic communications and mind control. He had had to leave large gaps in the shiny roof and made sure to focus on them as he did to communicate their position to the mothership. This was so his orders did drop out.</w:t>
+        <w:t xml:space="preserve">He had to do it down there because the rock prevented the government psychics from being able to spy on him. The internet told him that most </w:t>
+      </w:r>
+      <w:proofErr w:type="spellStart"/>
+      <w:r>
+        <w:rPr>
+          <w:sz w:val="24"/>
+          <w:szCs w:val="24"/>
+        </w:rPr>
+        <w:t>psions</w:t>
+      </w:r>
+      <w:proofErr w:type="spellEnd"/>
+      <w:r>
+        <w:rPr>
+          <w:sz w:val="24"/>
+          <w:szCs w:val="24"/>
+        </w:rPr>
+        <w:t xml:space="preserve"> could not see past two </w:t>
+      </w:r>
+      <w:proofErr w:type="spellStart"/>
+      <w:r>
+        <w:rPr>
+          <w:sz w:val="24"/>
+          <w:szCs w:val="24"/>
+        </w:rPr>
+        <w:t>metres</w:t>
+      </w:r>
+      <w:proofErr w:type="spellEnd"/>
+      <w:r>
+        <w:rPr>
+          <w:sz w:val="24"/>
+          <w:szCs w:val="24"/>
+        </w:rPr>
+        <w:t xml:space="preserve"> of solid earth -- something to do with the natural static radiation generated by all organic materials, which was obviously leached from these raw elements when processed into man-made goods -- but government </w:t>
+      </w:r>
+      <w:proofErr w:type="spellStart"/>
+      <w:r>
+        <w:rPr>
+          <w:sz w:val="24"/>
+          <w:szCs w:val="24"/>
+        </w:rPr>
+        <w:t>psions</w:t>
+      </w:r>
+      <w:proofErr w:type="spellEnd"/>
+      <w:r>
+        <w:rPr>
+          <w:sz w:val="24"/>
+          <w:szCs w:val="24"/>
+        </w:rPr>
+        <w:t xml:space="preserve"> would be well trained. Methodically, counting each dash on the tape measure, he </w:t>
+      </w:r>
+      <w:proofErr w:type="gramStart"/>
+      <w:r>
+        <w:rPr>
+          <w:sz w:val="24"/>
+          <w:szCs w:val="24"/>
+        </w:rPr>
+        <w:t>had found</w:t>
+      </w:r>
+      <w:proofErr w:type="gramEnd"/>
+      <w:r>
+        <w:rPr>
+          <w:sz w:val="24"/>
+          <w:szCs w:val="24"/>
+        </w:rPr>
+        <w:t xml:space="preserve"> the basement’s roof to be two </w:t>
+      </w:r>
+      <w:proofErr w:type="gramStart"/>
+      <w:r>
+        <w:rPr>
+          <w:sz w:val="24"/>
+          <w:szCs w:val="24"/>
+        </w:rPr>
+        <w:t>point</w:t>
+      </w:r>
+      <w:proofErr w:type="gramEnd"/>
+      <w:r>
+        <w:rPr>
+          <w:sz w:val="24"/>
+          <w:szCs w:val="24"/>
+        </w:rPr>
+        <w:t xml:space="preserve"> two </w:t>
+      </w:r>
+      <w:proofErr w:type="spellStart"/>
+      <w:r>
+        <w:rPr>
+          <w:sz w:val="24"/>
+          <w:szCs w:val="24"/>
+        </w:rPr>
+        <w:t>metres</w:t>
+      </w:r>
+      <w:proofErr w:type="spellEnd"/>
+      <w:r>
+        <w:rPr>
+          <w:sz w:val="24"/>
+          <w:szCs w:val="24"/>
+        </w:rPr>
+        <w:t xml:space="preserve"> below the lowest part of ground outside of his house. He then filled as many </w:t>
+      </w:r>
+      <w:proofErr w:type="gramStart"/>
+      <w:r>
+        <w:rPr>
+          <w:sz w:val="24"/>
+          <w:szCs w:val="24"/>
+        </w:rPr>
+        <w:t>pot holes</w:t>
+      </w:r>
+      <w:proofErr w:type="gramEnd"/>
+      <w:r>
+        <w:rPr>
+          <w:sz w:val="24"/>
+          <w:szCs w:val="24"/>
+        </w:rPr>
+        <w:t xml:space="preserve"> in his garden with dirt and rocks and sticks, careful to preserve their natural forms so as not to inhibit their anti-psionic properties. </w:t>
+      </w:r>
+    </w:p>
+    <w:p>
+      <w:pPr>
+        <w:spacing w:line="360" w:lineRule="auto"/>
+        <w:ind w:left="360" w:right="390" w:firstLine="360"/>
+        <w:rPr>
+          <w:sz w:val="24"/>
+          <w:szCs w:val="24"/>
+        </w:rPr>
+      </w:pPr>
+      <w:r>
+        <w:rPr>
+          <w:sz w:val="24"/>
+          <w:szCs w:val="24"/>
+        </w:rPr>
+        <w:t xml:space="preserve">A red line, shaky, ran from the top of the staircase to the basement floor where her body now lay, </w:t>
+      </w:r>
+      <w:proofErr w:type="gramStart"/>
+      <w:r>
+        <w:rPr>
+          <w:sz w:val="24"/>
+          <w:szCs w:val="24"/>
+        </w:rPr>
+        <w:t>inanimate</w:t>
+      </w:r>
+      <w:proofErr w:type="gramEnd"/>
+      <w:r>
+        <w:rPr>
+          <w:sz w:val="24"/>
+          <w:szCs w:val="24"/>
+        </w:rPr>
+        <w:t>.</w:t>
+      </w:r>
+    </w:p>
+    <w:p>
+      <w:pPr>
+        <w:spacing w:line="360" w:lineRule="auto"/>
+        <w:ind w:left="360" w:right="390" w:firstLine="360"/>
+        <w:rPr>
+          <w:sz w:val="24"/>
+          <w:szCs w:val="24"/>
+        </w:rPr>
+      </w:pPr>
+      <w:r>
+        <w:rPr>
+          <w:sz w:val="24"/>
+          <w:szCs w:val="24"/>
+        </w:rPr>
+        <w:t xml:space="preserve">He lined the basement’s roof with aluminum. It was common knowledge that even kitchen grade aluminum sheeting could prevent telepathic communications and mind control. He </w:t>
+      </w:r>
+      <w:proofErr w:type="gramStart"/>
+      <w:r>
+        <w:rPr>
+          <w:sz w:val="24"/>
+          <w:szCs w:val="24"/>
+        </w:rPr>
+        <w:t>had had</w:t>
+      </w:r>
+      <w:proofErr w:type="gramEnd"/>
+      <w:r>
+        <w:rPr>
+          <w:sz w:val="24"/>
+          <w:szCs w:val="24"/>
+        </w:rPr>
+        <w:t xml:space="preserve"> to leave large gaps in the shiny roof and </w:t>
+      </w:r>
+      <w:proofErr w:type="gramStart"/>
+      <w:r>
+        <w:rPr>
+          <w:sz w:val="24"/>
+          <w:szCs w:val="24"/>
+        </w:rPr>
+        <w:t>made</w:t>
+      </w:r>
+      <w:proofErr w:type="gramEnd"/>
+      <w:r>
+        <w:rPr>
+          <w:sz w:val="24"/>
+          <w:szCs w:val="24"/>
+        </w:rPr>
+        <w:t xml:space="preserve"> sure to focus on them as he did to communicate their position to the mothership. This was so his orders did drop out.</w:t>
       </w:r>
     </w:p>
     <w:p>
@@ -489,41 +713,58 @@
           <w:sz w:val="24"/>
           <w:szCs w:val="24"/>
         </w:rPr>
-        <w:t xml:space="preserve">Once the Monkies and his people had lived in not just peace but coexistence. They shared the galaxy -- mingling like so much curry and rice, seeping into the cracks of each other’s souls, connected by mycelium. But the Monkeys betrayed his people. They had </w:t>
-      </w:r>
-    </w:p>
-    <w:p>
-      <w:pPr>
-        <w:spacing w:line="360" w:lineRule="auto"/>
-        <w:ind w:left="360" w:right="390" w:firstLine="360"/>
-        <w:rPr>
-          <w:sz w:val="24"/>
-          <w:szCs w:val="24"/>
-        </w:rPr>
-      </w:pPr>
-      <w:r>
-        <w:rPr>
-          <w:sz w:val="24"/>
-          <w:szCs w:val="24"/>
-        </w:rPr>
-        <w:t>The last victory had been decisive.</w:t>
-      </w:r>
-    </w:p>
-    <w:p>
-      <w:pPr>
-        <w:spacing w:line="360" w:lineRule="auto"/>
-        <w:ind w:left="360" w:right="390" w:firstLine="360"/>
-        <w:rPr>
-          <w:sz w:val="24"/>
-          <w:szCs w:val="24"/>
-        </w:rPr>
-      </w:pPr>
-      <w:r>
-        <w:rPr>
-          <w:sz w:val="24"/>
-          <w:szCs w:val="24"/>
-        </w:rPr>
-        <w:t xml:space="preserve">His people had snapped the tyrannical government committees branch by branch like twigs. It happened largely by accident. They had been attempting a covert surveillance operation when they stumbled upon the monkey's capital planet, and determined the most rational course of action -- a warp drive </w:t>
+        <w:t xml:space="preserve">Once the </w:t>
+      </w:r>
+      <w:proofErr w:type="spellStart"/>
+      <w:r>
+        <w:rPr>
+          <w:sz w:val="24"/>
+          <w:szCs w:val="24"/>
+        </w:rPr>
+        <w:t>Monkies</w:t>
+      </w:r>
+      <w:proofErr w:type="spellEnd"/>
+      <w:r>
+        <w:rPr>
+          <w:sz w:val="24"/>
+          <w:szCs w:val="24"/>
+        </w:rPr>
+        <w:t xml:space="preserve"> and his people had lived in not just peace but coexistence. They shared the galaxy -- mingling like so much curry and rice, seeping into the cracks of each other’s souls, </w:t>
+      </w:r>
+      <w:r>
+        <w:rPr>
+          <w:sz w:val="24"/>
+          <w:szCs w:val="24"/>
+        </w:rPr>
+        <w:t>inter-</w:t>
+      </w:r>
+      <w:r>
+        <w:rPr>
+          <w:sz w:val="24"/>
+          <w:szCs w:val="24"/>
+        </w:rPr>
+        <w:t xml:space="preserve">connected </w:t>
+      </w:r>
+      <w:r>
+        <w:rPr>
+          <w:sz w:val="24"/>
+          <w:szCs w:val="24"/>
+        </w:rPr>
+        <w:t>like</w:t>
+      </w:r>
+      <w:r>
+        <w:rPr>
+          <w:sz w:val="24"/>
+          <w:szCs w:val="24"/>
+        </w:rPr>
+        <w:t xml:space="preserve"> mycelium. But the Monkeys betrayed his people. They </w:t>
+      </w:r>
+      <w:r>
+        <w:rPr>
+          <w:sz w:val="24"/>
+          <w:szCs w:val="24"/>
+        </w:rPr>
+        <w:t xml:space="preserve">had begun to form an alliance with one of his people’s greatest enemies. Co-mingling with them, spending time with them, </w:t>
       </w:r>
       <w:r>
         <w:rPr>
@@ -532,76 +773,32 @@
           <w:sz w:val="24"/>
           <w:szCs w:val="24"/>
         </w:rPr>
-        <w:t>kamikaze</w:t>
-      </w:r>
-      <w:r>
-        <w:rPr>
-          <w:sz w:val="24"/>
-          <w:szCs w:val="24"/>
-        </w:rPr>
-        <w:t xml:space="preserve">. Impact wiped the planet of all life. </w:t>
-      </w:r>
-    </w:p>
-    <w:p>
-      <w:pPr>
-        <w:spacing w:line="360" w:lineRule="auto"/>
-        <w:ind w:left="360" w:right="390" w:firstLine="360"/>
-        <w:rPr>
-          <w:sz w:val="24"/>
-          <w:szCs w:val="24"/>
-        </w:rPr>
-      </w:pPr>
-      <w:r>
-        <w:rPr>
-          <w:sz w:val="24"/>
-          <w:szCs w:val="24"/>
-        </w:rPr>
-        <w:t xml:space="preserve">The room wobbled… or was it him that was wobbling? He put a hand to his head to steady himself. </w:t>
-      </w:r>
-    </w:p>
-    <w:p>
-      <w:pPr>
-        <w:spacing w:line="360" w:lineRule="auto"/>
-        <w:ind w:left="360" w:right="390" w:firstLine="360"/>
-        <w:rPr>
-          <w:sz w:val="24"/>
-          <w:szCs w:val="24"/>
-        </w:rPr>
-      </w:pPr>
-      <w:r>
-        <w:rPr>
-          <w:sz w:val="24"/>
-          <w:szCs w:val="24"/>
-        </w:rPr>
-        <w:t xml:space="preserve">After learning about the fluoride, he had begun to wean himself from water entirely. The Signal told him his alien physiology did not need it. That did not mean he would not suffer withdrawals. Chapped lips as his body had to learn to draw water from the latent moisture in the air, musculature cramping as his body craved what it was now without, and dizzy spells as his brain fought to get more of it while still addicted. And dark, foul smelling urine. </w:t>
-      </w:r>
-    </w:p>
-    <w:p>
-      <w:pPr>
-        <w:spacing w:line="360" w:lineRule="auto"/>
-        <w:ind w:left="360" w:right="390" w:firstLine="360"/>
-        <w:rPr>
-          <w:sz w:val="24"/>
-          <w:szCs w:val="24"/>
-        </w:rPr>
-      </w:pPr>
-      <w:r>
-        <w:rPr>
-          <w:sz w:val="24"/>
-          <w:szCs w:val="24"/>
-        </w:rPr>
-        <w:t xml:space="preserve">The Signal told him they would pass. </w:t>
-      </w:r>
-    </w:p>
-    <w:p>
-      <w:pPr>
-        <w:spacing w:line="360" w:lineRule="auto"/>
-        <w:ind w:left="360" w:right="390" w:firstLine="360"/>
-        <w:rPr>
-          <w:sz w:val="24"/>
-          <w:szCs w:val="24"/>
-        </w:rPr>
-      </w:pPr>
+        <w:t>fornicating</w:t>
+      </w:r>
+      <w:r>
+        <w:rPr>
+          <w:sz w:val="24"/>
+          <w:szCs w:val="24"/>
+        </w:rPr>
+        <w:t xml:space="preserve"> with them!</w:t>
+      </w:r>
+    </w:p>
+    <w:p>
+      <w:pPr>
+        <w:spacing w:line="360" w:lineRule="auto"/>
+        <w:ind w:left="360" w:right="390" w:firstLine="360"/>
+        <w:rPr>
+          <w:sz w:val="24"/>
+          <w:szCs w:val="24"/>
+        </w:rPr>
+      </w:pPr>
+      <w:r>
+        <w:rPr>
+          <w:sz w:val="24"/>
+          <w:szCs w:val="24"/>
+        </w:rPr>
+        <w:t xml:space="preserve">It </w:t>
+      </w:r>
       <w:r>
         <w:rPr>
           <w:i/>
@@ -609,14 +806,87 @@
           <w:sz w:val="24"/>
           <w:szCs w:val="24"/>
         </w:rPr>
-        <w:t xml:space="preserve">Throw yourself into your work, </w:t>
-      </w:r>
-      <w:r>
-        <w:rPr>
-          <w:sz w:val="24"/>
-          <w:szCs w:val="24"/>
-        </w:rPr>
-        <w:t xml:space="preserve">it told him. </w:t>
+        <w:t>had</w:t>
+      </w:r>
+      <w:r>
+        <w:rPr>
+          <w:sz w:val="24"/>
+          <w:szCs w:val="24"/>
+        </w:rPr>
+        <w:t xml:space="preserve"> to be stopped.</w:t>
+      </w:r>
+    </w:p>
+    <w:p>
+      <w:pPr>
+        <w:spacing w:line="360" w:lineRule="auto"/>
+        <w:ind w:left="360" w:right="390" w:firstLine="360"/>
+        <w:rPr>
+          <w:sz w:val="24"/>
+          <w:szCs w:val="24"/>
+        </w:rPr>
+      </w:pPr>
+      <w:r>
+        <w:rPr>
+          <w:sz w:val="24"/>
+          <w:szCs w:val="24"/>
+        </w:rPr>
+        <w:t>The last victory</w:t>
+      </w:r>
+      <w:r>
+        <w:rPr>
+          <w:sz w:val="24"/>
+          <w:szCs w:val="24"/>
+        </w:rPr>
+        <w:t xml:space="preserve"> against the </w:t>
+      </w:r>
+      <w:proofErr w:type="spellStart"/>
+      <w:r>
+        <w:rPr>
+          <w:sz w:val="24"/>
+          <w:szCs w:val="24"/>
+        </w:rPr>
+        <w:t>Monkies</w:t>
+      </w:r>
+      <w:proofErr w:type="spellEnd"/>
+      <w:r>
+        <w:rPr>
+          <w:sz w:val="24"/>
+          <w:szCs w:val="24"/>
+        </w:rPr>
+        <w:t xml:space="preserve"> had been decisive.</w:t>
+      </w:r>
+    </w:p>
+    <w:p>
+      <w:pPr>
+        <w:spacing w:line="360" w:lineRule="auto"/>
+        <w:ind w:left="360" w:right="390" w:firstLine="360"/>
+        <w:rPr>
+          <w:sz w:val="24"/>
+          <w:szCs w:val="24"/>
+        </w:rPr>
+      </w:pPr>
+      <w:r>
+        <w:rPr>
+          <w:sz w:val="24"/>
+          <w:szCs w:val="24"/>
+        </w:rPr>
+        <w:t xml:space="preserve">His people had snapped the tyrannical government committees branch by branch like twigs. It happened largely by accident. They had been attempting a covert surveillance operation when they stumbled upon the monkey's capital </w:t>
+      </w:r>
+      <w:proofErr w:type="gramStart"/>
+      <w:r>
+        <w:rPr>
+          <w:sz w:val="24"/>
+          <w:szCs w:val="24"/>
+        </w:rPr>
+        <w:t>planet, and</w:t>
+      </w:r>
+      <w:proofErr w:type="gramEnd"/>
+      <w:r>
+        <w:rPr>
+          <w:sz w:val="24"/>
+          <w:szCs w:val="24"/>
+        </w:rPr>
+        <w:t xml:space="preserve"> determined the most rational course of action -- a warp drive </w:t>
       </w:r>
       <w:r>
         <w:rPr>
@@ -625,25 +895,108 @@
           <w:sz w:val="24"/>
           <w:szCs w:val="24"/>
         </w:rPr>
-        <w:t xml:space="preserve">It will keep your mind distracted. </w:t>
-      </w:r>
-    </w:p>
-    <w:p>
-      <w:pPr>
-        <w:spacing w:line="360" w:lineRule="auto"/>
-        <w:ind w:left="360" w:right="390" w:firstLine="360"/>
-        <w:rPr>
-          <w:sz w:val="24"/>
-          <w:szCs w:val="24"/>
-        </w:rPr>
-      </w:pPr>
-      <w:r>
-        <w:rPr>
-          <w:sz w:val="24"/>
-          <w:szCs w:val="24"/>
-        </w:rPr>
-        <w:t xml:space="preserve">The Signal had only told him this after his attempts to silence the symptoms with masterbation failed to yield significant results. </w:t>
-      </w:r>
+        <w:t>kamikaze</w:t>
+      </w:r>
+      <w:r>
+        <w:rPr>
+          <w:sz w:val="24"/>
+          <w:szCs w:val="24"/>
+        </w:rPr>
+        <w:t xml:space="preserve">. Impact wiped the planet of all life. </w:t>
+      </w:r>
+    </w:p>
+    <w:p>
+      <w:pPr>
+        <w:spacing w:line="360" w:lineRule="auto"/>
+        <w:ind w:left="360" w:right="390" w:firstLine="360"/>
+        <w:rPr>
+          <w:sz w:val="24"/>
+          <w:szCs w:val="24"/>
+        </w:rPr>
+      </w:pPr>
+      <w:r>
+        <w:rPr>
+          <w:sz w:val="24"/>
+          <w:szCs w:val="24"/>
+        </w:rPr>
+        <w:t xml:space="preserve">The room wobbled… or was it him that was wobbling? He put a hand to his head to steady himself. </w:t>
+      </w:r>
+    </w:p>
+    <w:p>
+      <w:pPr>
+        <w:spacing w:line="360" w:lineRule="auto"/>
+        <w:ind w:left="360" w:right="390" w:firstLine="360"/>
+        <w:rPr>
+          <w:sz w:val="24"/>
+          <w:szCs w:val="24"/>
+        </w:rPr>
+      </w:pPr>
+      <w:r>
+        <w:rPr>
+          <w:sz w:val="24"/>
+          <w:szCs w:val="24"/>
+        </w:rPr>
+        <w:t xml:space="preserve">After learning about </w:t>
+      </w:r>
+      <w:proofErr w:type="gramStart"/>
+      <w:r>
+        <w:rPr>
+          <w:sz w:val="24"/>
+          <w:szCs w:val="24"/>
+        </w:rPr>
+        <w:t>the fluoride</w:t>
+      </w:r>
+      <w:proofErr w:type="gramEnd"/>
+      <w:r>
+        <w:rPr>
+          <w:sz w:val="24"/>
+          <w:szCs w:val="24"/>
+        </w:rPr>
+        <w:t xml:space="preserve">, he had begun to wean himself from water entirely. The Signal told him his alien physiology did not need it. That did not mean he would not suffer withdrawals. Chapped lips as his body had to learn to draw water from the latent moisture in the air, musculature cramping as his body craved what it was now without, and dizzy spells as his brain fought to get more of it while still addicted. And dark, </w:t>
+      </w:r>
+      <w:proofErr w:type="gramStart"/>
+      <w:r>
+        <w:rPr>
+          <w:sz w:val="24"/>
+          <w:szCs w:val="24"/>
+        </w:rPr>
+        <w:t>foul smelling</w:t>
+      </w:r>
+      <w:proofErr w:type="gramEnd"/>
+      <w:r>
+        <w:rPr>
+          <w:sz w:val="24"/>
+          <w:szCs w:val="24"/>
+        </w:rPr>
+        <w:t xml:space="preserve"> urine. </w:t>
+      </w:r>
+    </w:p>
+    <w:p>
+      <w:pPr>
+        <w:spacing w:line="360" w:lineRule="auto"/>
+        <w:ind w:left="360" w:right="390" w:firstLine="360"/>
+        <w:rPr>
+          <w:sz w:val="24"/>
+          <w:szCs w:val="24"/>
+        </w:rPr>
+      </w:pPr>
+      <w:r>
+        <w:rPr>
+          <w:sz w:val="24"/>
+          <w:szCs w:val="24"/>
+        </w:rPr>
+        <w:t xml:space="preserve">The Signal told him they would pass. </w:t>
+      </w:r>
+    </w:p>
+    <w:p>
+      <w:pPr>
+        <w:spacing w:line="360" w:lineRule="auto"/>
+        <w:ind w:left="360" w:right="390" w:firstLine="360"/>
+        <w:rPr>
+          <w:sz w:val="24"/>
+          <w:szCs w:val="24"/>
+        </w:rPr>
+      </w:pPr>
       <w:r>
         <w:rPr>
           <w:i/>
@@ -651,235 +1004,14 @@
           <w:sz w:val="24"/>
           <w:szCs w:val="24"/>
         </w:rPr>
-        <w:t>Porn</w:t>
-      </w:r>
-      <w:r>
-        <w:rPr>
-          <w:sz w:val="24"/>
-          <w:szCs w:val="24"/>
-        </w:rPr>
-        <w:t xml:space="preserve">, it said, was a government psyop meant to encourage regular ejaculation. This lowered psychic potential in males. </w:t>
-      </w:r>
-    </w:p>
-    <w:p>
-      <w:pPr>
-        <w:spacing w:line="360" w:lineRule="auto"/>
-        <w:ind w:left="360" w:right="390" w:firstLine="360"/>
-        <w:rPr>
-          <w:sz w:val="24"/>
-          <w:szCs w:val="24"/>
-        </w:rPr>
-      </w:pPr>
-      <w:r>
-        <w:rPr>
-          <w:sz w:val="24"/>
-          <w:szCs w:val="24"/>
-        </w:rPr>
-        <w:t xml:space="preserve">Which was exactly what the secret Matriarchy wanted. </w:t>
-      </w:r>
-    </w:p>
-    <w:p>
-      <w:pPr>
-        <w:spacing w:line="360" w:lineRule="auto"/>
-        <w:ind w:left="360" w:right="390" w:firstLine="360"/>
-        <w:rPr>
-          <w:sz w:val="24"/>
-          <w:szCs w:val="24"/>
-        </w:rPr>
-      </w:pPr>
-      <w:r>
-        <w:rPr>
-          <w:sz w:val="24"/>
-          <w:szCs w:val="24"/>
-        </w:rPr>
-        <w:t xml:space="preserve">This made sense if you thought about it for any significant period of time. Sperm are small, sentient organisms. Possessing minds meant that each individual sperm also possessed some measure of psychic potential. Retaining these sperm, which he had begun doing in case the government psychics found him and began psionic warfare, strengthened the mind and body with virial paracausal energies. Semen retention. </w:t>
-      </w:r>
-    </w:p>
-    <w:p>
-      <w:pPr>
-        <w:spacing w:line="360" w:lineRule="auto"/>
-        <w:ind w:left="360" w:right="390" w:firstLine="360"/>
-        <w:rPr>
-          <w:sz w:val="24"/>
-          <w:szCs w:val="24"/>
-        </w:rPr>
-      </w:pPr>
-      <w:r>
-        <w:rPr>
-          <w:sz w:val="24"/>
-          <w:szCs w:val="24"/>
-        </w:rPr>
-        <w:t xml:space="preserve">A Long Peace descended over his people as the previous paradigm disintegrated into a new hegemonic, intergalactic federation. They had bombed and blasted and nuked their way into ever lasting peacetime. </w:t>
-      </w:r>
-    </w:p>
-    <w:p>
-      <w:pPr>
-        <w:spacing w:line="360" w:lineRule="auto"/>
-        <w:ind w:left="360" w:right="390" w:firstLine="360"/>
-        <w:rPr>
-          <w:sz w:val="24"/>
-          <w:szCs w:val="24"/>
-        </w:rPr>
-      </w:pPr>
-      <w:r>
-        <w:rPr>
-          <w:sz w:val="24"/>
-          <w:szCs w:val="24"/>
-        </w:rPr>
-        <w:t>Or so they had thought.</w:t>
-      </w:r>
-    </w:p>
-    <w:p>
-      <w:pPr>
-        <w:spacing w:line="360" w:lineRule="auto"/>
-        <w:ind w:left="360" w:right="390" w:firstLine="360"/>
-        <w:rPr>
-          <w:sz w:val="24"/>
-          <w:szCs w:val="24"/>
-        </w:rPr>
-      </w:pPr>
-      <w:r>
-        <w:rPr>
-          <w:sz w:val="24"/>
-          <w:szCs w:val="24"/>
-        </w:rPr>
-        <w:t xml:space="preserve">The Long Peace was interrupted -- but not by war, but by discovery. A team of his people’s greatest historians and financial analysts were doing a thorough inventory of all his peoples’ assets and found a small pocket of their ancient enemies, the space monkeys. </w:t>
-      </w:r>
-    </w:p>
-    <w:p>
-      <w:pPr>
-        <w:spacing w:line="360" w:lineRule="auto"/>
-        <w:ind w:left="360" w:right="390" w:firstLine="360"/>
-        <w:rPr>
-          <w:sz w:val="24"/>
-          <w:szCs w:val="24"/>
-        </w:rPr>
-      </w:pPr>
-      <w:r>
-        <w:rPr>
-          <w:sz w:val="24"/>
-          <w:szCs w:val="24"/>
-        </w:rPr>
-        <w:t xml:space="preserve">Planet Earth. </w:t>
-      </w:r>
-    </w:p>
-    <w:p>
-      <w:pPr>
-        <w:spacing w:line="360" w:lineRule="auto"/>
-        <w:ind w:left="360" w:right="390" w:firstLine="360"/>
-        <w:rPr>
-          <w:sz w:val="24"/>
-          <w:szCs w:val="24"/>
-        </w:rPr>
-      </w:pPr>
-      <w:r>
-        <w:rPr>
-          <w:sz w:val="24"/>
-          <w:szCs w:val="24"/>
-        </w:rPr>
-        <w:t xml:space="preserve">But their civilization was primitive and fetal. Barely recovering from the blow his people had dealt it. They had not interplanetary dreadnaughts or space tanks or nearly enough nuclear weapons to warrant significant concern. </w:t>
-      </w:r>
-    </w:p>
-    <w:p>
-      <w:pPr>
-        <w:spacing w:line="360" w:lineRule="auto"/>
-        <w:ind w:left="360" w:right="390" w:firstLine="360"/>
-        <w:rPr>
-          <w:sz w:val="24"/>
-          <w:szCs w:val="24"/>
-        </w:rPr>
-      </w:pPr>
-      <w:r>
-        <w:rPr>
-          <w:sz w:val="24"/>
-          <w:szCs w:val="24"/>
-        </w:rPr>
-        <w:t>Many among his peoples’ government and citizenry argued for a swift, clean destruction. For a stamping down of the boot one final time. But there was a louder voice. One that called for a more humane option.</w:t>
-      </w:r>
-    </w:p>
-    <w:p>
-      <w:pPr>
-        <w:spacing w:line="360" w:lineRule="auto"/>
-        <w:ind w:left="360" w:right="390" w:firstLine="360"/>
-        <w:rPr>
-          <w:sz w:val="24"/>
-          <w:szCs w:val="24"/>
-        </w:rPr>
-      </w:pPr>
-      <w:r>
-        <w:rPr>
-          <w:sz w:val="24"/>
-          <w:szCs w:val="24"/>
-        </w:rPr>
-        <w:t>Population control.</w:t>
-      </w:r>
-    </w:p>
-    <w:p>
-      <w:pPr>
-        <w:spacing w:line="360" w:lineRule="auto"/>
-        <w:ind w:left="360" w:right="390" w:firstLine="360"/>
-        <w:rPr>
-          <w:sz w:val="24"/>
-          <w:szCs w:val="24"/>
-        </w:rPr>
-      </w:pPr>
-      <w:r>
-        <w:rPr>
-          <w:sz w:val="24"/>
-          <w:szCs w:val="24"/>
-        </w:rPr>
-        <w:t xml:space="preserve">This was where he entered the equation. </w:t>
-      </w:r>
-    </w:p>
-    <w:p>
-      <w:pPr>
-        <w:spacing w:line="360" w:lineRule="auto"/>
-        <w:ind w:left="360" w:right="390" w:firstLine="360"/>
-        <w:rPr>
-          <w:sz w:val="24"/>
-          <w:szCs w:val="24"/>
-        </w:rPr>
-      </w:pPr>
-      <w:r>
-        <w:rPr>
-          <w:sz w:val="24"/>
-          <w:szCs w:val="24"/>
-        </w:rPr>
-        <w:t xml:space="preserve">The dim halogen buzzed itself in his ears. The sound of his own panting fogged his vision. Her body, naked, sagged against the bubbling, repurposed garden bed. </w:t>
-      </w:r>
-    </w:p>
-    <w:p>
-      <w:pPr>
-        <w:spacing w:line="360" w:lineRule="auto"/>
-        <w:ind w:left="360" w:right="390" w:firstLine="360"/>
-        <w:rPr>
-          <w:sz w:val="24"/>
-          <w:szCs w:val="24"/>
-        </w:rPr>
-      </w:pPr>
-      <w:r>
-        <w:rPr>
-          <w:sz w:val="24"/>
-          <w:szCs w:val="24"/>
-        </w:rPr>
-        <w:t xml:space="preserve">He pushed his hands into the pits of her arms and pulled her over the lip of the tub; lengths of her hair fell into the acid and sizzled, like drops of water hitting a hot pain. The blood from where he had hit her in the back of the head was what clumped the hair into strands like several noodles of overcooked spaghetti in a red wine sauce. </w:t>
-      </w:r>
-    </w:p>
-    <w:p>
-      <w:pPr>
-        <w:spacing w:line="360" w:lineRule="auto"/>
-        <w:ind w:left="360" w:right="390" w:firstLine="360"/>
-        <w:rPr>
-          <w:sz w:val="24"/>
-          <w:szCs w:val="24"/>
-        </w:rPr>
-      </w:pPr>
-      <w:r>
-        <w:rPr>
-          <w:sz w:val="24"/>
-          <w:szCs w:val="24"/>
-        </w:rPr>
-        <w:t xml:space="preserve">Then </w:t>
+        <w:t xml:space="preserve">Throw yourself into your work, </w:t>
+      </w:r>
+      <w:r>
+        <w:rPr>
+          <w:sz w:val="24"/>
+          <w:szCs w:val="24"/>
+        </w:rPr>
+        <w:t xml:space="preserve">it told him. </w:t>
       </w:r>
       <w:r>
         <w:rPr>
@@ -888,44 +1020,422 @@
           <w:sz w:val="24"/>
           <w:szCs w:val="24"/>
         </w:rPr>
-        <w:t>vibration</w:t>
-      </w:r>
-      <w:r>
-        <w:rPr>
-          <w:sz w:val="24"/>
-          <w:szCs w:val="24"/>
-        </w:rPr>
-        <w:t xml:space="preserve">. </w:t>
-      </w:r>
-    </w:p>
-    <w:p>
-      <w:pPr>
-        <w:spacing w:line="360" w:lineRule="auto"/>
-        <w:ind w:left="360" w:right="390" w:firstLine="360"/>
-        <w:rPr>
-          <w:sz w:val="24"/>
-          <w:szCs w:val="24"/>
-        </w:rPr>
-      </w:pPr>
-      <w:r>
-        <w:rPr>
-          <w:sz w:val="24"/>
-          <w:szCs w:val="24"/>
-        </w:rPr>
-        <w:t xml:space="preserve">In his back pant pocket, against his right buttock. He pushed his hand in there and withdrew his phone. Blue light sterilized the dark basement, bouncing off the silver ceiling like the sun on snow. It stabbed him in both eyes. </w:t>
-      </w:r>
-    </w:p>
-    <w:p>
-      <w:pPr>
-        <w:spacing w:line="360" w:lineRule="auto"/>
-        <w:ind w:left="360" w:right="390" w:firstLine="360"/>
+        <w:t xml:space="preserve">It will keep your mind distracted. </w:t>
+      </w:r>
+    </w:p>
+    <w:p>
+      <w:pPr>
+        <w:spacing w:line="360" w:lineRule="auto"/>
+        <w:ind w:left="360" w:right="390" w:firstLine="360"/>
+        <w:rPr>
+          <w:sz w:val="24"/>
+          <w:szCs w:val="24"/>
+        </w:rPr>
+      </w:pPr>
+      <w:r>
+        <w:rPr>
+          <w:sz w:val="24"/>
+          <w:szCs w:val="24"/>
+        </w:rPr>
+        <w:t xml:space="preserve">The Signal had only told him this after his attempts to silence the symptoms with </w:t>
+      </w:r>
+      <w:r>
+        <w:rPr>
+          <w:sz w:val="24"/>
+          <w:szCs w:val="24"/>
+        </w:rPr>
+        <w:t>masturbation</w:t>
+      </w:r>
+      <w:r>
+        <w:rPr>
+          <w:sz w:val="24"/>
+          <w:szCs w:val="24"/>
+        </w:rPr>
+        <w:t xml:space="preserve"> failed to yield significant results. </w:t>
+      </w:r>
+      <w:r>
         <w:rPr>
           <w:i/>
           <w:iCs/>
           <w:sz w:val="24"/>
           <w:szCs w:val="24"/>
         </w:rPr>
-      </w:pPr>
+        <w:t>Porn</w:t>
+      </w:r>
+      <w:r>
+        <w:rPr>
+          <w:sz w:val="24"/>
+          <w:szCs w:val="24"/>
+        </w:rPr>
+        <w:t xml:space="preserve">, it said, was a government psyop meant to encourage regular ejaculation. This lowered psychic potential in males. </w:t>
+      </w:r>
+    </w:p>
+    <w:p>
+      <w:pPr>
+        <w:spacing w:line="360" w:lineRule="auto"/>
+        <w:ind w:left="360" w:right="390" w:firstLine="360"/>
+        <w:rPr>
+          <w:sz w:val="24"/>
+          <w:szCs w:val="24"/>
+        </w:rPr>
+      </w:pPr>
+      <w:r>
+        <w:rPr>
+          <w:sz w:val="24"/>
+          <w:szCs w:val="24"/>
+        </w:rPr>
+        <w:t xml:space="preserve">Which was exactly what the secret Matriarchy wanted. </w:t>
+      </w:r>
+    </w:p>
+    <w:p>
+      <w:pPr>
+        <w:spacing w:line="360" w:lineRule="auto"/>
+        <w:ind w:left="360" w:right="390" w:firstLine="360"/>
+        <w:rPr>
+          <w:sz w:val="24"/>
+          <w:szCs w:val="24"/>
+        </w:rPr>
+      </w:pPr>
+      <w:r>
+        <w:rPr>
+          <w:sz w:val="24"/>
+          <w:szCs w:val="24"/>
+        </w:rPr>
+        <w:lastRenderedPageBreak/>
+        <w:t xml:space="preserve">This made sense if you thought about it for any significant </w:t>
+      </w:r>
+      <w:proofErr w:type="gramStart"/>
+      <w:r>
+        <w:rPr>
+          <w:sz w:val="24"/>
+          <w:szCs w:val="24"/>
+        </w:rPr>
+        <w:t>period of time</w:t>
+      </w:r>
+      <w:proofErr w:type="gramEnd"/>
+      <w:r>
+        <w:rPr>
+          <w:sz w:val="24"/>
+          <w:szCs w:val="24"/>
+        </w:rPr>
+        <w:t xml:space="preserve">. Sperm are small, sentient organisms. Possessing minds meant that each individual sperm also possessed some measure of psychic potential. Retaining </w:t>
+      </w:r>
+      <w:proofErr w:type="gramStart"/>
+      <w:r>
+        <w:rPr>
+          <w:sz w:val="24"/>
+          <w:szCs w:val="24"/>
+        </w:rPr>
+        <w:t>these</w:t>
+      </w:r>
+      <w:proofErr w:type="gramEnd"/>
+      <w:r>
+        <w:rPr>
+          <w:sz w:val="24"/>
+          <w:szCs w:val="24"/>
+        </w:rPr>
+        <w:t xml:space="preserve"> sperm, which he had begun doing in case the government psychics found him and began psionic warfare, strengthened the mind and body with virial </w:t>
+      </w:r>
+      <w:proofErr w:type="spellStart"/>
+      <w:r>
+        <w:rPr>
+          <w:sz w:val="24"/>
+          <w:szCs w:val="24"/>
+        </w:rPr>
+        <w:t>paracausal</w:t>
+      </w:r>
+      <w:proofErr w:type="spellEnd"/>
+      <w:r>
+        <w:rPr>
+          <w:sz w:val="24"/>
+          <w:szCs w:val="24"/>
+        </w:rPr>
+        <w:t xml:space="preserve"> energies. Semen retention. </w:t>
+      </w:r>
+    </w:p>
+    <w:p>
+      <w:pPr>
+        <w:spacing w:line="360" w:lineRule="auto"/>
+        <w:ind w:left="360" w:right="390" w:firstLine="360"/>
+        <w:rPr>
+          <w:sz w:val="24"/>
+          <w:szCs w:val="24"/>
+        </w:rPr>
+      </w:pPr>
+      <w:r>
+        <w:rPr>
+          <w:sz w:val="24"/>
+          <w:szCs w:val="24"/>
+        </w:rPr>
+        <w:t xml:space="preserve">A Long Peace descended over his people as the previous paradigm disintegrated into a new hegemonic, intergalactic federation. They had bombed and blasted and nuked their way into </w:t>
+      </w:r>
+      <w:proofErr w:type="gramStart"/>
+      <w:r>
+        <w:rPr>
+          <w:sz w:val="24"/>
+          <w:szCs w:val="24"/>
+        </w:rPr>
+        <w:t>ever lasting</w:t>
+      </w:r>
+      <w:proofErr w:type="gramEnd"/>
+      <w:r>
+        <w:rPr>
+          <w:sz w:val="24"/>
+          <w:szCs w:val="24"/>
+        </w:rPr>
+        <w:t xml:space="preserve"> peacetime. </w:t>
+      </w:r>
+    </w:p>
+    <w:p>
+      <w:pPr>
+        <w:spacing w:line="360" w:lineRule="auto"/>
+        <w:ind w:left="360" w:right="390" w:firstLine="360"/>
+        <w:rPr>
+          <w:sz w:val="24"/>
+          <w:szCs w:val="24"/>
+        </w:rPr>
+      </w:pPr>
+      <w:r>
+        <w:rPr>
+          <w:sz w:val="24"/>
+          <w:szCs w:val="24"/>
+        </w:rPr>
+        <w:t>Or so they had thought.</w:t>
+      </w:r>
+    </w:p>
+    <w:p>
+      <w:pPr>
+        <w:spacing w:line="360" w:lineRule="auto"/>
+        <w:ind w:left="360" w:right="390" w:firstLine="360"/>
+        <w:rPr>
+          <w:sz w:val="24"/>
+          <w:szCs w:val="24"/>
+        </w:rPr>
+      </w:pPr>
+      <w:r>
+        <w:rPr>
+          <w:sz w:val="24"/>
+          <w:szCs w:val="24"/>
+        </w:rPr>
+        <w:t xml:space="preserve">The Long Peace was interrupted -- but not by war, but by discovery. A team of his people’s greatest historians and financial analysts were </w:t>
+      </w:r>
+      <w:proofErr w:type="gramStart"/>
+      <w:r>
+        <w:rPr>
+          <w:sz w:val="24"/>
+          <w:szCs w:val="24"/>
+        </w:rPr>
+        <w:t>doing</w:t>
+      </w:r>
+      <w:proofErr w:type="gramEnd"/>
+      <w:r>
+        <w:rPr>
+          <w:sz w:val="24"/>
+          <w:szCs w:val="24"/>
+        </w:rPr>
+        <w:t xml:space="preserve"> a thorough inventory of all his </w:t>
+      </w:r>
+      <w:proofErr w:type="gramStart"/>
+      <w:r>
+        <w:rPr>
+          <w:sz w:val="24"/>
+          <w:szCs w:val="24"/>
+        </w:rPr>
+        <w:t>peoples’</w:t>
+      </w:r>
+      <w:proofErr w:type="gramEnd"/>
+      <w:r>
+        <w:rPr>
+          <w:sz w:val="24"/>
+          <w:szCs w:val="24"/>
+        </w:rPr>
+        <w:t xml:space="preserve"> assets and found a small pocket of their ancient enemies, the space monkeys. </w:t>
+      </w:r>
+    </w:p>
+    <w:p>
+      <w:pPr>
+        <w:spacing w:line="360" w:lineRule="auto"/>
+        <w:ind w:left="360" w:right="390" w:firstLine="360"/>
+        <w:rPr>
+          <w:sz w:val="24"/>
+          <w:szCs w:val="24"/>
+        </w:rPr>
+      </w:pPr>
+      <w:r>
+        <w:rPr>
+          <w:sz w:val="24"/>
+          <w:szCs w:val="24"/>
+        </w:rPr>
+        <w:t xml:space="preserve">Planet Earth. </w:t>
+      </w:r>
+    </w:p>
+    <w:p>
+      <w:pPr>
+        <w:spacing w:line="360" w:lineRule="auto"/>
+        <w:ind w:left="360" w:right="390" w:firstLine="360"/>
+        <w:rPr>
+          <w:sz w:val="24"/>
+          <w:szCs w:val="24"/>
+        </w:rPr>
+      </w:pPr>
+      <w:r>
+        <w:rPr>
+          <w:sz w:val="24"/>
+          <w:szCs w:val="24"/>
+        </w:rPr>
+        <w:t xml:space="preserve">But their civilization was primitive and fetal. Barely recovering from the blow his people had dealt it. They had </w:t>
+      </w:r>
+      <w:proofErr w:type="gramStart"/>
+      <w:r>
+        <w:rPr>
+          <w:sz w:val="24"/>
+          <w:szCs w:val="24"/>
+        </w:rPr>
+        <w:t>not</w:t>
+      </w:r>
+      <w:proofErr w:type="gramEnd"/>
+      <w:r>
+        <w:rPr>
+          <w:sz w:val="24"/>
+          <w:szCs w:val="24"/>
+        </w:rPr>
+        <w:t xml:space="preserve"> interplanetary dreadnaughts or space tanks or nearly enough nuclear weapons to warrant significant concern. </w:t>
+      </w:r>
+    </w:p>
+    <w:p>
+      <w:pPr>
+        <w:spacing w:line="360" w:lineRule="auto"/>
+        <w:ind w:left="360" w:right="390" w:firstLine="360"/>
+        <w:rPr>
+          <w:sz w:val="24"/>
+          <w:szCs w:val="24"/>
+        </w:rPr>
+      </w:pPr>
+      <w:r>
+        <w:rPr>
+          <w:sz w:val="24"/>
+          <w:szCs w:val="24"/>
+        </w:rPr>
+        <w:t xml:space="preserve">Many among his </w:t>
+      </w:r>
+      <w:proofErr w:type="gramStart"/>
+      <w:r>
+        <w:rPr>
+          <w:sz w:val="24"/>
+          <w:szCs w:val="24"/>
+        </w:rPr>
+        <w:t>peoples’</w:t>
+      </w:r>
+      <w:proofErr w:type="gramEnd"/>
+      <w:r>
+        <w:rPr>
+          <w:sz w:val="24"/>
+          <w:szCs w:val="24"/>
+        </w:rPr>
+        <w:t xml:space="preserve"> government and citizenry argued for a swift, clean destruction. For a stamping down of the boot one final time. But there was a louder voice. One that called for a more humane option.</w:t>
+      </w:r>
+    </w:p>
+    <w:p>
+      <w:pPr>
+        <w:spacing w:line="360" w:lineRule="auto"/>
+        <w:ind w:left="360" w:right="390" w:firstLine="360"/>
+        <w:rPr>
+          <w:sz w:val="24"/>
+          <w:szCs w:val="24"/>
+        </w:rPr>
+      </w:pPr>
+      <w:r>
+        <w:rPr>
+          <w:sz w:val="24"/>
+          <w:szCs w:val="24"/>
+        </w:rPr>
+        <w:t>Population control.</w:t>
+      </w:r>
+    </w:p>
+    <w:p>
+      <w:pPr>
+        <w:spacing w:line="360" w:lineRule="auto"/>
+        <w:ind w:left="360" w:right="390" w:firstLine="360"/>
+        <w:rPr>
+          <w:sz w:val="24"/>
+          <w:szCs w:val="24"/>
+        </w:rPr>
+      </w:pPr>
+      <w:r>
+        <w:rPr>
+          <w:sz w:val="24"/>
+          <w:szCs w:val="24"/>
+        </w:rPr>
+        <w:t xml:space="preserve">This was where he entered the equation. </w:t>
+      </w:r>
+    </w:p>
+    <w:p>
+      <w:pPr>
+        <w:spacing w:line="360" w:lineRule="auto"/>
+        <w:ind w:left="360" w:right="390" w:firstLine="360"/>
+        <w:rPr>
+          <w:sz w:val="24"/>
+          <w:szCs w:val="24"/>
+        </w:rPr>
+      </w:pPr>
+      <w:r>
+        <w:rPr>
+          <w:sz w:val="24"/>
+          <w:szCs w:val="24"/>
+        </w:rPr>
+        <w:t xml:space="preserve">The dim halogen buzzed itself in his ears. The sound of his own panting fogged his vision. Her body, naked, sagged against the bubbling, repurposed garden bed. </w:t>
+      </w:r>
+    </w:p>
+    <w:p>
+      <w:pPr>
+        <w:spacing w:line="360" w:lineRule="auto"/>
+        <w:ind w:left="360" w:right="390" w:firstLine="360"/>
+        <w:rPr>
+          <w:sz w:val="24"/>
+          <w:szCs w:val="24"/>
+        </w:rPr>
+      </w:pPr>
+      <w:r>
+        <w:rPr>
+          <w:sz w:val="24"/>
+          <w:szCs w:val="24"/>
+        </w:rPr>
+        <w:t xml:space="preserve">He pushed his hands into the pits of her arms and pulled her over the lip of the tub; lengths of her hair fell into the acid and sizzled, like drops of water hitting a hot pain. The blood from where he had hit her </w:t>
+      </w:r>
+      <w:proofErr w:type="gramStart"/>
+      <w:r>
+        <w:rPr>
+          <w:sz w:val="24"/>
+          <w:szCs w:val="24"/>
+        </w:rPr>
+        <w:t>in</w:t>
+      </w:r>
+      <w:proofErr w:type="gramEnd"/>
+      <w:r>
+        <w:rPr>
+          <w:sz w:val="24"/>
+          <w:szCs w:val="24"/>
+        </w:rPr>
+        <w:t xml:space="preserve"> the back of the head was what clumped the hair into strands like several noodles of overcooked spaghetti in a red wine sauce. </w:t>
+      </w:r>
+    </w:p>
+    <w:p>
+      <w:pPr>
+        <w:spacing w:line="360" w:lineRule="auto"/>
+        <w:ind w:left="360" w:right="390" w:firstLine="360"/>
+        <w:rPr>
+          <w:sz w:val="24"/>
+          <w:szCs w:val="24"/>
+        </w:rPr>
+      </w:pPr>
+      <w:r>
+        <w:rPr>
+          <w:sz w:val="24"/>
+          <w:szCs w:val="24"/>
+        </w:rPr>
+        <w:lastRenderedPageBreak/>
+        <w:t xml:space="preserve">Then </w:t>
+      </w:r>
       <w:r>
         <w:rPr>
           <w:i/>
@@ -933,714 +1443,44 @@
           <w:sz w:val="24"/>
           <w:szCs w:val="24"/>
         </w:rPr>
-        <w:t xml:space="preserve">Dr. Müller… Slide To Answer. </w:t>
-      </w:r>
-    </w:p>
-    <w:p>
-      <w:pPr>
-        <w:spacing w:line="360" w:lineRule="auto"/>
-        <w:ind w:left="360" w:right="390" w:firstLine="360"/>
-        <w:rPr>
-          <w:sz w:val="24"/>
-          <w:szCs w:val="24"/>
-        </w:rPr>
-      </w:pPr>
-      <w:r>
-        <w:rPr>
-          <w:sz w:val="24"/>
-          <w:szCs w:val="24"/>
-        </w:rPr>
-        <w:t xml:space="preserve">The government psychic had found him. </w:t>
-      </w:r>
-    </w:p>
-    <w:p>
-      <w:pPr>
-        <w:spacing w:line="360" w:lineRule="auto"/>
-        <w:ind w:left="360" w:right="390" w:firstLine="360"/>
-        <w:rPr>
-          <w:sz w:val="24"/>
-          <w:szCs w:val="24"/>
-        </w:rPr>
-      </w:pPr>
-      <w:r>
-        <w:rPr>
-          <w:sz w:val="24"/>
-          <w:szCs w:val="24"/>
-        </w:rPr>
-        <w:t xml:space="preserve">His body began the chemical warfare. Heartbeat slamming in his ears, palms excreting salt and H2O, pace of breathing rapidly increasing -- he swallowed hard and tensed his kegels. They, along with the pineal gland, were the two points of contact his physical body made with his astral self. Psychic energy flowed in and out of him through those points, like an electrical circuit. </w:t>
-      </w:r>
-    </w:p>
-    <w:p>
-      <w:pPr>
-        <w:spacing w:line="360" w:lineRule="auto"/>
-        <w:ind w:left="360" w:right="390" w:firstLine="360"/>
-        <w:rPr>
-          <w:sz w:val="24"/>
-          <w:szCs w:val="24"/>
-        </w:rPr>
-      </w:pPr>
-      <w:r>
-        <w:rPr>
-          <w:sz w:val="24"/>
-          <w:szCs w:val="24"/>
-        </w:rPr>
-        <w:t>He took command of his thumb and swiped.</w:t>
-      </w:r>
-    </w:p>
-    <w:p>
-      <w:pPr>
-        <w:spacing w:line="360" w:lineRule="auto"/>
-        <w:ind w:left="360" w:right="390" w:firstLine="360"/>
-        <w:rPr>
-          <w:sz w:val="24"/>
-          <w:szCs w:val="24"/>
-        </w:rPr>
-      </w:pPr>
-      <w:r>
-        <w:rPr>
-          <w:sz w:val="24"/>
-          <w:szCs w:val="24"/>
-        </w:rPr>
-        <w:t>“Hi David, it’s Dr. Müller calling. Is this a good time?”</w:t>
-      </w:r>
-    </w:p>
-    <w:p>
-      <w:pPr>
-        <w:spacing w:line="360" w:lineRule="auto"/>
-        <w:ind w:left="360" w:right="390" w:firstLine="360"/>
-        <w:rPr>
-          <w:sz w:val="24"/>
-          <w:szCs w:val="24"/>
-        </w:rPr>
-      </w:pPr>
-      <w:r>
-        <w:rPr>
-          <w:sz w:val="24"/>
-          <w:szCs w:val="24"/>
-        </w:rPr>
-        <w:t xml:space="preserve">His tongue became lithium beneath the weight of her psychic powers. </w:t>
-      </w:r>
-    </w:p>
-    <w:p>
-      <w:pPr>
-        <w:spacing w:line="360" w:lineRule="auto"/>
-        <w:ind w:left="360" w:right="390" w:firstLine="360"/>
-        <w:rPr>
-          <w:sz w:val="24"/>
-          <w:szCs w:val="24"/>
-        </w:rPr>
-      </w:pPr>
-      <w:r>
-        <w:rPr>
-          <w:sz w:val="24"/>
-          <w:szCs w:val="24"/>
-        </w:rPr>
-        <w:t xml:space="preserve">He tensed his kegels even tighter. </w:t>
-      </w:r>
-    </w:p>
-    <w:p>
-      <w:pPr>
-        <w:spacing w:line="360" w:lineRule="auto"/>
-        <w:ind w:left="360" w:right="390" w:firstLine="360"/>
-        <w:rPr>
-          <w:sz w:val="24"/>
-          <w:szCs w:val="24"/>
-        </w:rPr>
-      </w:pPr>
-      <w:r>
-        <w:rPr>
-          <w:sz w:val="24"/>
-          <w:szCs w:val="24"/>
-        </w:rPr>
-        <w:t>“David?”</w:t>
-      </w:r>
-    </w:p>
-    <w:p>
-      <w:pPr>
-        <w:spacing w:line="360" w:lineRule="auto"/>
-        <w:ind w:left="360" w:right="390" w:firstLine="360"/>
-        <w:rPr>
-          <w:sz w:val="24"/>
-          <w:szCs w:val="24"/>
-        </w:rPr>
-      </w:pPr>
-      <w:r>
-        <w:rPr>
-          <w:sz w:val="24"/>
-          <w:szCs w:val="24"/>
-        </w:rPr>
-        <w:t xml:space="preserve">The name sapped him, a splash of briney water against the foundations of his fortress of will power -- eroding. Her first blow of many. </w:t>
-      </w:r>
-    </w:p>
-    <w:p>
-      <w:pPr>
-        <w:spacing w:line="360" w:lineRule="auto"/>
-        <w:ind w:left="360" w:right="390" w:firstLine="360"/>
-        <w:rPr>
-          <w:sz w:val="24"/>
-          <w:szCs w:val="24"/>
-        </w:rPr>
-      </w:pPr>
-      <w:r>
-        <w:rPr>
-          <w:sz w:val="24"/>
-          <w:szCs w:val="24"/>
-        </w:rPr>
-        <w:t>“Yes. Yeah. I’m here. I hear you.”</w:t>
-      </w:r>
-    </w:p>
-    <w:p>
-      <w:pPr>
-        <w:spacing w:line="360" w:lineRule="auto"/>
-        <w:ind w:left="360" w:right="390" w:firstLine="360"/>
-        <w:rPr>
-          <w:sz w:val="24"/>
-          <w:szCs w:val="24"/>
-        </w:rPr>
-      </w:pPr>
-      <w:r>
-        <w:rPr>
-          <w:sz w:val="24"/>
-          <w:szCs w:val="24"/>
-        </w:rPr>
-        <w:t>“You sound distracted. I can call back later if now isn’t good?”</w:t>
-      </w:r>
-    </w:p>
-    <w:p>
-      <w:pPr>
-        <w:spacing w:line="360" w:lineRule="auto"/>
-        <w:ind w:left="360" w:right="390" w:firstLine="360"/>
-        <w:rPr>
-          <w:sz w:val="24"/>
-          <w:szCs w:val="24"/>
-        </w:rPr>
-      </w:pPr>
-      <w:r>
-        <w:rPr>
-          <w:sz w:val="24"/>
-          <w:szCs w:val="24"/>
-        </w:rPr>
-        <w:t xml:space="preserve">His gaze fell onto her body. </w:t>
-      </w:r>
-    </w:p>
-    <w:p>
-      <w:pPr>
-        <w:spacing w:line="360" w:lineRule="auto"/>
-        <w:ind w:left="360" w:right="390" w:firstLine="360"/>
-        <w:rPr>
-          <w:sz w:val="24"/>
-          <w:szCs w:val="24"/>
-        </w:rPr>
-      </w:pPr>
-      <w:r>
-        <w:rPr>
-          <w:sz w:val="24"/>
-          <w:szCs w:val="24"/>
-        </w:rPr>
-        <w:t>“No,” he said. “I’m not doing much right now. What do you need?”</w:t>
-      </w:r>
-    </w:p>
-    <w:p>
-      <w:pPr>
-        <w:spacing w:line="360" w:lineRule="auto"/>
-        <w:ind w:left="360" w:right="390" w:firstLine="360"/>
-        <w:rPr>
-          <w:sz w:val="24"/>
-          <w:szCs w:val="24"/>
-        </w:rPr>
-      </w:pPr>
-      <w:r>
-        <w:rPr>
-          <w:sz w:val="24"/>
-          <w:szCs w:val="24"/>
-        </w:rPr>
-        <w:t>“Good. I’m just calling because you missed your last appointment. I felt we hit a bit of a road block last session and was worried about backsliding.”</w:t>
-      </w:r>
-    </w:p>
-    <w:p>
-      <w:pPr>
-        <w:spacing w:line="360" w:lineRule="auto"/>
-        <w:ind w:left="360" w:right="390" w:firstLine="360"/>
-        <w:rPr>
-          <w:sz w:val="24"/>
-          <w:szCs w:val="24"/>
-        </w:rPr>
-      </w:pPr>
-      <w:r>
-        <w:rPr>
-          <w:sz w:val="24"/>
-          <w:szCs w:val="24"/>
-        </w:rPr>
-        <w:t>“Um… yeah, ah, sorry.” He swallowed. He focused on the Signal, and the hyperactive, hypnotic clarity it provided.  “I was busy with work. With the rainfall these last few weeks, there’s been a lot of selective growth.”</w:t>
-      </w:r>
-    </w:p>
-    <w:p>
-      <w:pPr>
-        <w:spacing w:line="360" w:lineRule="auto"/>
-        <w:ind w:left="360" w:right="390" w:firstLine="360"/>
-        <w:rPr>
-          <w:sz w:val="24"/>
-          <w:szCs w:val="24"/>
-        </w:rPr>
-      </w:pPr>
-      <w:r>
-        <w:rPr>
-          <w:sz w:val="24"/>
-          <w:szCs w:val="24"/>
-        </w:rPr>
-        <w:t xml:space="preserve">A long pause. </w:t>
-      </w:r>
-    </w:p>
-    <w:p>
-      <w:pPr>
-        <w:spacing w:line="360" w:lineRule="auto"/>
-        <w:ind w:left="360" w:right="390" w:firstLine="360"/>
-        <w:rPr>
-          <w:sz w:val="24"/>
-          <w:szCs w:val="24"/>
-        </w:rPr>
-      </w:pPr>
-      <w:r>
-        <w:rPr>
-          <w:sz w:val="24"/>
-          <w:szCs w:val="24"/>
-        </w:rPr>
-        <w:t>“Owens called me. He says you haven’t been to the Fungal Lab in two weeks, David. You have to understand, after what happened last May, people are worried.”</w:t>
-      </w:r>
-    </w:p>
-    <w:p>
-      <w:pPr>
-        <w:spacing w:line="360" w:lineRule="auto"/>
-        <w:ind w:left="360" w:right="390" w:firstLine="360"/>
-        <w:rPr>
-          <w:sz w:val="24"/>
-          <w:szCs w:val="24"/>
-        </w:rPr>
-      </w:pPr>
-      <w:r>
-        <w:rPr>
-          <w:sz w:val="24"/>
-          <w:szCs w:val="24"/>
-        </w:rPr>
-        <w:t xml:space="preserve">Last May. He had just been activated, and the monkeys had forced him into interrogations with their psychics. He had broken quickly, then. </w:t>
-      </w:r>
-    </w:p>
-    <w:p>
-      <w:pPr>
-        <w:spacing w:line="360" w:lineRule="auto"/>
-        <w:ind w:left="360" w:right="390" w:firstLine="360"/>
-        <w:rPr>
-          <w:sz w:val="24"/>
-          <w:szCs w:val="24"/>
-        </w:rPr>
-      </w:pPr>
-      <w:r>
-        <w:rPr>
-          <w:sz w:val="24"/>
-          <w:szCs w:val="24"/>
-        </w:rPr>
-        <w:t>“As your psychiatrist, I have been worried.”</w:t>
-      </w:r>
-    </w:p>
-    <w:p>
-      <w:pPr>
-        <w:spacing w:line="360" w:lineRule="auto"/>
-        <w:ind w:left="360" w:right="390" w:firstLine="360"/>
-        <w:rPr>
-          <w:sz w:val="24"/>
-          <w:szCs w:val="24"/>
-        </w:rPr>
-      </w:pPr>
-      <w:r>
-        <w:rPr>
-          <w:sz w:val="24"/>
-          <w:szCs w:val="24"/>
-        </w:rPr>
-        <w:t>Psychiatrist. That’s what they called them down here -- the people who could look into your mind and know exactly what you were thinking.</w:t>
-      </w:r>
-    </w:p>
-    <w:p>
-      <w:pPr>
-        <w:spacing w:line="360" w:lineRule="auto"/>
-        <w:ind w:left="360" w:right="390" w:firstLine="360"/>
-        <w:rPr>
-          <w:sz w:val="24"/>
-          <w:szCs w:val="24"/>
-        </w:rPr>
-      </w:pPr>
-      <w:r>
-        <w:rPr>
-          <w:sz w:val="24"/>
-          <w:szCs w:val="24"/>
-        </w:rPr>
-        <w:t>“I also tried to get into contact with Diane.” There was another pause before: “Hello, David. Are you still here?”</w:t>
-      </w:r>
-    </w:p>
-    <w:p>
-      <w:pPr>
-        <w:spacing w:line="360" w:lineRule="auto"/>
-        <w:ind w:left="360" w:right="390" w:firstLine="360"/>
-        <w:rPr>
-          <w:sz w:val="24"/>
-          <w:szCs w:val="24"/>
-        </w:rPr>
-      </w:pPr>
-      <w:r>
-        <w:rPr>
-          <w:sz w:val="24"/>
-          <w:szCs w:val="24"/>
-        </w:rPr>
-        <w:t xml:space="preserve">“I am not sure I’m comfortable having this conversation, Doctor.” It had worked before. Rebuffed her efforts to peel back his layers and peer at his insides like a cadaver at a morgue. </w:t>
-      </w:r>
-    </w:p>
-    <w:p>
-      <w:pPr>
-        <w:spacing w:line="360" w:lineRule="auto"/>
-        <w:ind w:left="360" w:right="390" w:firstLine="360"/>
-        <w:rPr>
-          <w:sz w:val="24"/>
-          <w:szCs w:val="24"/>
-        </w:rPr>
-      </w:pPr>
-      <w:r>
-        <w:rPr>
-          <w:sz w:val="24"/>
-          <w:szCs w:val="24"/>
-        </w:rPr>
-        <w:t>“I’m afraid I have to ask some sensitive questions anyway, David."</w:t>
-      </w:r>
-    </w:p>
-    <w:p>
-      <w:pPr>
-        <w:spacing w:line="360" w:lineRule="auto"/>
-        <w:ind w:left="360" w:right="390" w:firstLine="360"/>
-        <w:rPr>
-          <w:sz w:val="24"/>
-          <w:szCs w:val="24"/>
-        </w:rPr>
-      </w:pPr>
-      <w:r>
-        <w:rPr>
-          <w:sz w:val="24"/>
-          <w:szCs w:val="24"/>
-        </w:rPr>
-        <w:t xml:space="preserve">He repeated his mantra more forcefully this time: “I am not sure I’m comfortable having this conversation, Doctor.” </w:t>
-      </w:r>
-    </w:p>
-    <w:p>
-      <w:pPr>
-        <w:spacing w:line="360" w:lineRule="auto"/>
-        <w:ind w:left="360" w:right="390" w:firstLine="360"/>
-        <w:rPr>
-          <w:sz w:val="24"/>
-          <w:szCs w:val="24"/>
-        </w:rPr>
-      </w:pPr>
-      <w:r>
-        <w:rPr>
-          <w:sz w:val="24"/>
-          <w:szCs w:val="24"/>
-        </w:rPr>
-        <w:t xml:space="preserve">He was a priest, compelling Satan to leave the body of the possessed. </w:t>
-      </w:r>
-    </w:p>
-    <w:p>
-      <w:pPr>
-        <w:spacing w:line="360" w:lineRule="auto"/>
-        <w:ind w:left="360" w:right="390" w:firstLine="360"/>
-        <w:rPr>
-          <w:sz w:val="24"/>
-          <w:szCs w:val="24"/>
-        </w:rPr>
-      </w:pPr>
-      <w:r>
-        <w:rPr>
-          <w:sz w:val="24"/>
-          <w:szCs w:val="24"/>
-        </w:rPr>
-        <w:t xml:space="preserve">But it seemed he was not a very good priest. </w:t>
-      </w:r>
-    </w:p>
-    <w:p>
-      <w:pPr>
-        <w:spacing w:line="360" w:lineRule="auto"/>
-        <w:ind w:left="360" w:right="390" w:firstLine="360"/>
-        <w:rPr>
-          <w:sz w:val="24"/>
-          <w:szCs w:val="24"/>
-        </w:rPr>
-      </w:pPr>
-      <w:r>
-        <w:rPr>
-          <w:sz w:val="24"/>
-          <w:szCs w:val="24"/>
-        </w:rPr>
-        <w:t>“Have you tried… contacting Diane at any point in the last month, David?”</w:t>
-      </w:r>
-    </w:p>
-    <w:p>
-      <w:pPr>
-        <w:spacing w:line="360" w:lineRule="auto"/>
-        <w:ind w:left="360" w:right="390" w:firstLine="360"/>
-        <w:rPr>
-          <w:sz w:val="24"/>
-          <w:szCs w:val="24"/>
-        </w:rPr>
-      </w:pPr>
-      <w:r>
-        <w:rPr>
-          <w:sz w:val="24"/>
-          <w:szCs w:val="24"/>
-        </w:rPr>
-        <w:t>“I-I… I have not tried to contact her.”</w:t>
-      </w:r>
-    </w:p>
-    <w:p>
-      <w:pPr>
-        <w:spacing w:line="360" w:lineRule="auto"/>
-        <w:ind w:left="360" w:right="390" w:firstLine="360"/>
-        <w:rPr>
-          <w:sz w:val="24"/>
-          <w:szCs w:val="24"/>
-        </w:rPr>
-      </w:pPr>
-      <w:r>
-        <w:rPr>
-          <w:sz w:val="24"/>
-          <w:szCs w:val="24"/>
-        </w:rPr>
-        <w:t>A sigh. It sounded like a man’s voice. Dr Muller was not a man.</w:t>
-      </w:r>
-    </w:p>
-    <w:p>
-      <w:pPr>
-        <w:spacing w:line="360" w:lineRule="auto"/>
-        <w:ind w:left="360" w:right="390" w:firstLine="360"/>
-        <w:rPr>
-          <w:sz w:val="24"/>
-          <w:szCs w:val="24"/>
-        </w:rPr>
-      </w:pPr>
-      <w:r>
+        <w:t>vibration</w:t>
+      </w:r>
+      <w:r>
+        <w:rPr>
+          <w:sz w:val="24"/>
+          <w:szCs w:val="24"/>
+        </w:rPr>
+        <w:t xml:space="preserve">. </w:t>
+      </w:r>
+    </w:p>
+    <w:p>
+      <w:pPr>
+        <w:spacing w:line="360" w:lineRule="auto"/>
+        <w:ind w:left="360" w:right="390" w:firstLine="360"/>
+        <w:rPr>
+          <w:sz w:val="24"/>
+          <w:szCs w:val="24"/>
+        </w:rPr>
+      </w:pPr>
+      <w:r>
+        <w:rPr>
+          <w:sz w:val="24"/>
+          <w:szCs w:val="24"/>
+        </w:rPr>
+        <w:t xml:space="preserve">In his back pant pocket, against his right buttock. He pushed his hand in there and withdrew his phone. Blue light sterilized the dark basement, bouncing off the silver ceiling like the sun on snow. It stabbed him in both eyes. </w:t>
+      </w:r>
+    </w:p>
+    <w:p>
+      <w:pPr>
+        <w:spacing w:line="360" w:lineRule="auto"/>
+        <w:ind w:left="360" w:right="390" w:firstLine="360"/>
         <w:rPr>
           <w:i/>
           <w:iCs/>
           <w:sz w:val="24"/>
           <w:szCs w:val="24"/>
         </w:rPr>
-        <w:t xml:space="preserve">Someone else is there with her, </w:t>
-      </w:r>
-      <w:r>
-        <w:rPr>
-          <w:sz w:val="24"/>
-          <w:szCs w:val="24"/>
-        </w:rPr>
-        <w:t xml:space="preserve">the Signal told him. </w:t>
-      </w:r>
-    </w:p>
-    <w:p>
-      <w:pPr>
-        <w:spacing w:line="360" w:lineRule="auto"/>
-        <w:ind w:left="360" w:right="390" w:firstLine="360"/>
-        <w:rPr>
-          <w:sz w:val="24"/>
-          <w:szCs w:val="24"/>
-        </w:rPr>
-      </w:pPr>
-      <w:r>
-        <w:rPr>
-          <w:sz w:val="24"/>
-          <w:szCs w:val="24"/>
-        </w:rPr>
-        <w:t>“Let me rephrase. Have you violated the restraining order in place?”</w:t>
-      </w:r>
-    </w:p>
-    <w:p>
-      <w:pPr>
-        <w:spacing w:line="360" w:lineRule="auto"/>
-        <w:ind w:left="360" w:right="390" w:firstLine="360"/>
-        <w:rPr>
-          <w:sz w:val="24"/>
-          <w:szCs w:val="24"/>
-        </w:rPr>
-      </w:pPr>
-      <w:r>
-        <w:rPr>
-          <w:sz w:val="24"/>
-          <w:szCs w:val="24"/>
-        </w:rPr>
-        <w:t>“Are you alone?” He said. “Who’s there with you?”</w:t>
-      </w:r>
-    </w:p>
-    <w:p>
-      <w:pPr>
-        <w:spacing w:line="360" w:lineRule="auto"/>
-        <w:ind w:left="360" w:right="390" w:firstLine="360"/>
-        <w:rPr>
-          <w:sz w:val="24"/>
-          <w:szCs w:val="24"/>
-        </w:rPr>
-      </w:pPr>
-      <w:r>
-        <w:rPr>
-          <w:sz w:val="24"/>
-          <w:szCs w:val="24"/>
-        </w:rPr>
-        <w:t>“David, there’s no one else here with me. I’m in my office. You need to calm down. This is a courtesy call, that’s it.”</w:t>
-      </w:r>
-    </w:p>
-    <w:p>
-      <w:pPr>
-        <w:spacing w:line="360" w:lineRule="auto"/>
-        <w:ind w:left="360" w:right="390" w:firstLine="360"/>
-        <w:rPr>
-          <w:sz w:val="24"/>
-          <w:szCs w:val="24"/>
-        </w:rPr>
-      </w:pPr>
-      <w:r>
-        <w:rPr>
-          <w:sz w:val="24"/>
-          <w:szCs w:val="24"/>
-        </w:rPr>
-        <w:t>“I know there’s someone in the room with you. I heard them.”</w:t>
-      </w:r>
-    </w:p>
-    <w:p>
-      <w:pPr>
-        <w:spacing w:line="360" w:lineRule="auto"/>
-        <w:ind w:left="360" w:right="390" w:firstLine="360"/>
-        <w:rPr>
-          <w:sz w:val="24"/>
-          <w:szCs w:val="24"/>
-        </w:rPr>
-      </w:pPr>
-      <w:r>
-        <w:rPr>
-          <w:sz w:val="24"/>
-          <w:szCs w:val="24"/>
-        </w:rPr>
-        <w:t>“I promise you, I’m alone, David. I need you--”</w:t>
-      </w:r>
-    </w:p>
-    <w:p>
-      <w:pPr>
-        <w:spacing w:line="360" w:lineRule="auto"/>
-        <w:ind w:left="360" w:right="390" w:firstLine="360"/>
-        <w:rPr>
-          <w:sz w:val="24"/>
-          <w:szCs w:val="24"/>
-        </w:rPr>
-      </w:pPr>
-      <w:r>
-        <w:rPr>
-          <w:sz w:val="24"/>
-          <w:szCs w:val="24"/>
-        </w:rPr>
-        <w:t>“Who is it?” He said, on the offence now. “A police officer? CIA agent? No, it’s someone higher than that. Someone in the know.”</w:t>
-      </w:r>
-    </w:p>
-    <w:p>
-      <w:pPr>
-        <w:spacing w:line="360" w:lineRule="auto"/>
-        <w:ind w:left="360" w:right="390" w:firstLine="360"/>
-        <w:rPr>
-          <w:sz w:val="24"/>
-          <w:szCs w:val="24"/>
-        </w:rPr>
-      </w:pPr>
-      <w:r>
-        <w:rPr>
-          <w:sz w:val="24"/>
-          <w:szCs w:val="24"/>
-        </w:rPr>
-        <w:t>“David, you’re spiraling now. Let’s try those breathing techniques we talked--”</w:t>
-      </w:r>
-    </w:p>
-    <w:p>
-      <w:pPr>
-        <w:spacing w:line="360" w:lineRule="auto"/>
-        <w:ind w:left="360" w:right="390" w:firstLine="360"/>
-        <w:rPr>
-          <w:sz w:val="24"/>
-          <w:szCs w:val="24"/>
-        </w:rPr>
-      </w:pPr>
-      <w:r>
-        <w:rPr>
-          <w:sz w:val="24"/>
-          <w:szCs w:val="24"/>
-        </w:rPr>
-        <w:t>“Shut up!” He raised a fist and smacked it against his temple. “Shut up. Shut up. Shut up!”</w:t>
-      </w:r>
-    </w:p>
-    <w:p>
-      <w:pPr>
-        <w:spacing w:line="360" w:lineRule="auto"/>
-        <w:ind w:left="360" w:right="390" w:firstLine="360"/>
-        <w:rPr>
-          <w:sz w:val="24"/>
-          <w:szCs w:val="24"/>
-        </w:rPr>
-      </w:pPr>
-      <w:r>
-        <w:rPr>
-          <w:sz w:val="24"/>
-          <w:szCs w:val="24"/>
-        </w:rPr>
-        <w:t>“David--”</w:t>
-      </w:r>
-    </w:p>
-    <w:p>
-      <w:pPr>
-        <w:spacing w:line="360" w:lineRule="auto"/>
-        <w:ind w:left="360" w:right="390" w:firstLine="360"/>
-        <w:rPr>
-          <w:sz w:val="24"/>
-          <w:szCs w:val="24"/>
-        </w:rPr>
-      </w:pPr>
-      <w:r>
-        <w:rPr>
-          <w:sz w:val="24"/>
-          <w:szCs w:val="24"/>
-        </w:rPr>
-        <w:t xml:space="preserve">“Get. out. of. my. Head!” </w:t>
-      </w:r>
-    </w:p>
-    <w:p>
-      <w:pPr>
-        <w:spacing w:line="360" w:lineRule="auto"/>
-        <w:ind w:left="360" w:right="390" w:firstLine="360"/>
-        <w:rPr>
-          <w:sz w:val="24"/>
-          <w:szCs w:val="24"/>
-        </w:rPr>
-      </w:pPr>
-      <w:r>
-        <w:rPr>
-          <w:sz w:val="24"/>
-          <w:szCs w:val="24"/>
-        </w:rPr>
-        <w:t xml:space="preserve">He dropped the phone in acid. </w:t>
-      </w:r>
-    </w:p>
-    <w:p>
-      <w:pPr>
-        <w:spacing w:line="360" w:lineRule="auto"/>
-        <w:ind w:left="360" w:right="390" w:firstLine="360"/>
-        <w:rPr>
-          <w:sz w:val="24"/>
-          <w:szCs w:val="24"/>
-        </w:rPr>
-      </w:pPr>
-      <w:r>
-        <w:rPr>
-          <w:sz w:val="24"/>
-          <w:szCs w:val="24"/>
-        </w:rPr>
-        <w:t xml:space="preserve">He… h-he had to act quickly. The Signal </w:t>
-      </w:r>
+      </w:pPr>
       <w:r>
         <w:rPr>
           <w:i/>
@@ -1648,25 +1488,9 @@
           <w:sz w:val="24"/>
           <w:szCs w:val="24"/>
         </w:rPr>
-        <w:t xml:space="preserve">screamed </w:t>
-      </w:r>
-      <w:r>
-        <w:rPr>
-          <w:sz w:val="24"/>
-          <w:szCs w:val="24"/>
-        </w:rPr>
-        <w:t xml:space="preserve">at him, it blared and lashed and pulled at his strings. </w:t>
-      </w:r>
-    </w:p>
-    <w:p>
-      <w:pPr>
-        <w:spacing w:line="360" w:lineRule="auto"/>
-        <w:ind w:left="360" w:right="390" w:firstLine="360"/>
-        <w:rPr>
-          <w:sz w:val="24"/>
-          <w:szCs w:val="24"/>
-        </w:rPr>
-      </w:pPr>
+        <w:t xml:space="preserve">Dr. Müller… Slide </w:t>
+      </w:r>
+      <w:proofErr w:type="gramStart"/>
       <w:r>
         <w:rPr>
           <w:i/>
@@ -1674,77 +1498,616 @@
           <w:sz w:val="24"/>
           <w:szCs w:val="24"/>
         </w:rPr>
-        <w:t xml:space="preserve">The monkeys betrayed us, </w:t>
-      </w:r>
-      <w:r>
-        <w:rPr>
-          <w:sz w:val="24"/>
-          <w:szCs w:val="24"/>
-        </w:rPr>
-        <w:t xml:space="preserve">the Signal told him. They had ruined his life, taken his happiness in her hands and broke it into a thousand tiny pieces. Just because he’d had an episode. Because of something he couldn’t control. Because of the antenna in his head. </w:t>
-      </w:r>
-    </w:p>
-    <w:p>
-      <w:pPr>
-        <w:spacing w:line="360" w:lineRule="auto"/>
-        <w:ind w:left="360" w:right="390" w:firstLine="360"/>
-        <w:rPr>
-          <w:sz w:val="24"/>
-          <w:szCs w:val="24"/>
-        </w:rPr>
-      </w:pPr>
-      <w:r>
-        <w:rPr>
-          <w:sz w:val="24"/>
-          <w:szCs w:val="24"/>
-        </w:rPr>
-        <w:t>His hands went under her pits again, and he heaved and she went into the acid. It leapt up out of its aluminum container and tongues of fire lapped at his arms. A terrible, searing pain until--</w:t>
-      </w:r>
-    </w:p>
-    <w:p>
-      <w:pPr>
-        <w:spacing w:line="360" w:lineRule="auto"/>
-        <w:ind w:left="360" w:right="390" w:firstLine="360"/>
-        <w:rPr>
-          <w:sz w:val="24"/>
-          <w:szCs w:val="24"/>
-        </w:rPr>
-      </w:pPr>
-      <w:r>
-        <w:rPr>
-          <w:sz w:val="24"/>
-          <w:szCs w:val="24"/>
-        </w:rPr>
-        <w:t xml:space="preserve">The Signal turned the pain off.  </w:t>
-      </w:r>
-    </w:p>
-    <w:p>
-      <w:pPr>
-        <w:spacing w:line="360" w:lineRule="auto"/>
-        <w:ind w:left="360" w:right="390" w:firstLine="360"/>
-        <w:rPr>
-          <w:sz w:val="24"/>
-          <w:szCs w:val="24"/>
-        </w:rPr>
-      </w:pPr>
-      <w:r>
-        <w:rPr>
-          <w:sz w:val="24"/>
-          <w:szCs w:val="24"/>
-        </w:rPr>
-        <w:t xml:space="preserve">He had to act quickly. </w:t>
-      </w:r>
-    </w:p>
-    <w:p>
-      <w:pPr>
-        <w:spacing w:line="360" w:lineRule="auto"/>
-        <w:ind w:left="360" w:right="390" w:firstLine="360"/>
+        <w:t>To</w:t>
+      </w:r>
+      <w:proofErr w:type="gramEnd"/>
+      <w:r>
         <w:rPr>
           <w:i/>
           <w:iCs/>
           <w:sz w:val="24"/>
           <w:szCs w:val="24"/>
         </w:rPr>
+        <w:t xml:space="preserve"> Answer. </w:t>
+      </w:r>
+    </w:p>
+    <w:p>
+      <w:pPr>
+        <w:spacing w:line="360" w:lineRule="auto"/>
+        <w:ind w:left="360" w:right="390" w:firstLine="360"/>
+        <w:rPr>
+          <w:sz w:val="24"/>
+          <w:szCs w:val="24"/>
+        </w:rPr>
+      </w:pPr>
+      <w:r>
+        <w:rPr>
+          <w:sz w:val="24"/>
+          <w:szCs w:val="24"/>
+        </w:rPr>
+        <w:t xml:space="preserve">The government psychic had found him. </w:t>
+      </w:r>
+    </w:p>
+    <w:p>
+      <w:pPr>
+        <w:spacing w:line="360" w:lineRule="auto"/>
+        <w:ind w:left="360" w:right="390" w:firstLine="360"/>
+        <w:rPr>
+          <w:sz w:val="24"/>
+          <w:szCs w:val="24"/>
+        </w:rPr>
+      </w:pPr>
+      <w:r>
+        <w:rPr>
+          <w:sz w:val="24"/>
+          <w:szCs w:val="24"/>
+        </w:rPr>
+        <w:t xml:space="preserve">His body began the chemical warfare. Heartbeat slamming in his ears, palms excreting salt and H2O, pace of breathing rapidly increasing -- he swallowed hard and tensed his </w:t>
+      </w:r>
+      <w:proofErr w:type="spellStart"/>
+      <w:r>
+        <w:rPr>
+          <w:sz w:val="24"/>
+          <w:szCs w:val="24"/>
+        </w:rPr>
+        <w:t>kegels</w:t>
+      </w:r>
+      <w:proofErr w:type="spellEnd"/>
+      <w:r>
+        <w:rPr>
+          <w:sz w:val="24"/>
+          <w:szCs w:val="24"/>
+        </w:rPr>
+        <w:t xml:space="preserve">. They, along with the pineal gland, were the two points of contact his physical body made with his astral self. Psychic energy flowed in and out of him through those points, like an electrical circuit. </w:t>
+      </w:r>
+    </w:p>
+    <w:p>
+      <w:pPr>
+        <w:spacing w:line="360" w:lineRule="auto"/>
+        <w:ind w:left="360" w:right="390" w:firstLine="360"/>
+        <w:rPr>
+          <w:sz w:val="24"/>
+          <w:szCs w:val="24"/>
+        </w:rPr>
+      </w:pPr>
+      <w:r>
+        <w:rPr>
+          <w:sz w:val="24"/>
+          <w:szCs w:val="24"/>
+        </w:rPr>
+        <w:t>He took command of his thumb and swiped.</w:t>
+      </w:r>
+    </w:p>
+    <w:p>
+      <w:pPr>
+        <w:spacing w:line="360" w:lineRule="auto"/>
+        <w:ind w:left="360" w:right="390" w:firstLine="360"/>
+        <w:rPr>
+          <w:sz w:val="24"/>
+          <w:szCs w:val="24"/>
+        </w:rPr>
+      </w:pPr>
+      <w:r>
+        <w:rPr>
+          <w:sz w:val="24"/>
+          <w:szCs w:val="24"/>
+        </w:rPr>
+        <w:t>“Hi David, it’s Dr. Müller calling. Is this a good time?”</w:t>
+      </w:r>
+    </w:p>
+    <w:p>
+      <w:pPr>
+        <w:spacing w:line="360" w:lineRule="auto"/>
+        <w:ind w:left="360" w:right="390" w:firstLine="360"/>
+        <w:rPr>
+          <w:sz w:val="24"/>
+          <w:szCs w:val="24"/>
+        </w:rPr>
+      </w:pPr>
+      <w:r>
+        <w:rPr>
+          <w:sz w:val="24"/>
+          <w:szCs w:val="24"/>
+        </w:rPr>
+        <w:t xml:space="preserve">His tongue became lithium beneath the weight of her psychic powers. </w:t>
+      </w:r>
+    </w:p>
+    <w:p>
+      <w:pPr>
+        <w:spacing w:line="360" w:lineRule="auto"/>
+        <w:ind w:left="360" w:right="390" w:firstLine="360"/>
+        <w:rPr>
+          <w:sz w:val="24"/>
+          <w:szCs w:val="24"/>
+        </w:rPr>
+      </w:pPr>
+      <w:r>
+        <w:rPr>
+          <w:sz w:val="24"/>
+          <w:szCs w:val="24"/>
+        </w:rPr>
+        <w:t xml:space="preserve">He tensed his </w:t>
+      </w:r>
+      <w:proofErr w:type="spellStart"/>
+      <w:r>
+        <w:rPr>
+          <w:sz w:val="24"/>
+          <w:szCs w:val="24"/>
+        </w:rPr>
+        <w:t>kegels</w:t>
+      </w:r>
+      <w:proofErr w:type="spellEnd"/>
+      <w:r>
+        <w:rPr>
+          <w:sz w:val="24"/>
+          <w:szCs w:val="24"/>
+        </w:rPr>
+        <w:t xml:space="preserve"> even tighter. </w:t>
+      </w:r>
+    </w:p>
+    <w:p>
+      <w:pPr>
+        <w:spacing w:line="360" w:lineRule="auto"/>
+        <w:ind w:left="360" w:right="390" w:firstLine="360"/>
+        <w:rPr>
+          <w:sz w:val="24"/>
+          <w:szCs w:val="24"/>
+        </w:rPr>
+      </w:pPr>
+      <w:r>
+        <w:rPr>
+          <w:sz w:val="24"/>
+          <w:szCs w:val="24"/>
+        </w:rPr>
+        <w:t>“David?”</w:t>
+      </w:r>
+    </w:p>
+    <w:p>
+      <w:pPr>
+        <w:spacing w:line="360" w:lineRule="auto"/>
+        <w:ind w:left="360" w:right="390" w:firstLine="360"/>
+        <w:rPr>
+          <w:sz w:val="24"/>
+          <w:szCs w:val="24"/>
+        </w:rPr>
+      </w:pPr>
+      <w:r>
+        <w:rPr>
+          <w:sz w:val="24"/>
+          <w:szCs w:val="24"/>
+        </w:rPr>
+        <w:t xml:space="preserve">The name sapped him, a splash of </w:t>
+      </w:r>
+      <w:proofErr w:type="spellStart"/>
+      <w:r>
+        <w:rPr>
+          <w:sz w:val="24"/>
+          <w:szCs w:val="24"/>
+        </w:rPr>
+        <w:t>briney</w:t>
+      </w:r>
+      <w:proofErr w:type="spellEnd"/>
+      <w:r>
+        <w:rPr>
+          <w:sz w:val="24"/>
+          <w:szCs w:val="24"/>
+        </w:rPr>
+        <w:t xml:space="preserve"> water against the foundations of his fortress of will power -- eroding. Her first blow of many. </w:t>
+      </w:r>
+    </w:p>
+    <w:p>
+      <w:pPr>
+        <w:spacing w:line="360" w:lineRule="auto"/>
+        <w:ind w:left="360" w:right="390" w:firstLine="360"/>
+        <w:rPr>
+          <w:sz w:val="24"/>
+          <w:szCs w:val="24"/>
+        </w:rPr>
+      </w:pPr>
+      <w:r>
+        <w:rPr>
+          <w:sz w:val="24"/>
+          <w:szCs w:val="24"/>
+        </w:rPr>
+        <w:t>“Yes. Yeah. I’m here. I hear you.”</w:t>
+      </w:r>
+    </w:p>
+    <w:p>
+      <w:pPr>
+        <w:spacing w:line="360" w:lineRule="auto"/>
+        <w:ind w:left="360" w:right="390" w:firstLine="360"/>
+        <w:rPr>
+          <w:sz w:val="24"/>
+          <w:szCs w:val="24"/>
+        </w:rPr>
+      </w:pPr>
+      <w:r>
+        <w:rPr>
+          <w:sz w:val="24"/>
+          <w:szCs w:val="24"/>
+        </w:rPr>
+        <w:t>“You sound distracted. I can call back later if now isn’t good?”</w:t>
+      </w:r>
+    </w:p>
+    <w:p>
+      <w:pPr>
+        <w:spacing w:line="360" w:lineRule="auto"/>
+        <w:ind w:left="360" w:right="390" w:firstLine="360"/>
+        <w:rPr>
+          <w:sz w:val="24"/>
+          <w:szCs w:val="24"/>
+        </w:rPr>
+      </w:pPr>
+      <w:r>
+        <w:rPr>
+          <w:sz w:val="24"/>
+          <w:szCs w:val="24"/>
+        </w:rPr>
+        <w:t xml:space="preserve">His gaze fell onto her body. </w:t>
+      </w:r>
+    </w:p>
+    <w:p>
+      <w:pPr>
+        <w:spacing w:line="360" w:lineRule="auto"/>
+        <w:ind w:left="360" w:right="390" w:firstLine="360"/>
+        <w:rPr>
+          <w:sz w:val="24"/>
+          <w:szCs w:val="24"/>
+        </w:rPr>
+      </w:pPr>
+      <w:r>
+        <w:rPr>
+          <w:sz w:val="24"/>
+          <w:szCs w:val="24"/>
+        </w:rPr>
+        <w:t>“No,” he said. “I’m not doing much right now. What do you need?”</w:t>
+      </w:r>
+    </w:p>
+    <w:p>
+      <w:pPr>
+        <w:spacing w:line="360" w:lineRule="auto"/>
+        <w:ind w:left="360" w:right="390" w:firstLine="360"/>
+        <w:rPr>
+          <w:sz w:val="24"/>
+          <w:szCs w:val="24"/>
+        </w:rPr>
+      </w:pPr>
+      <w:r>
+        <w:rPr>
+          <w:sz w:val="24"/>
+          <w:szCs w:val="24"/>
+        </w:rPr>
+        <w:t xml:space="preserve">“Good. I’m just calling because you missed your last appointment. I felt we hit a bit of a </w:t>
+      </w:r>
+      <w:proofErr w:type="gramStart"/>
+      <w:r>
+        <w:rPr>
+          <w:sz w:val="24"/>
+          <w:szCs w:val="24"/>
+        </w:rPr>
+        <w:t>road block</w:t>
+      </w:r>
+      <w:proofErr w:type="gramEnd"/>
+      <w:r>
+        <w:rPr>
+          <w:sz w:val="24"/>
+          <w:szCs w:val="24"/>
+        </w:rPr>
+        <w:t xml:space="preserve"> last session and was worried about backsliding.”</w:t>
+      </w:r>
+    </w:p>
+    <w:p>
+      <w:pPr>
+        <w:spacing w:line="360" w:lineRule="auto"/>
+        <w:ind w:left="360" w:right="390" w:firstLine="360"/>
+        <w:rPr>
+          <w:sz w:val="24"/>
+          <w:szCs w:val="24"/>
+        </w:rPr>
+      </w:pPr>
+      <w:r>
+        <w:rPr>
+          <w:sz w:val="24"/>
+          <w:szCs w:val="24"/>
+        </w:rPr>
+        <w:t>“Um… yeah, ah, sorry.” He swallowed. He focused on the Signal, and the hyperactive, hypnotic clarity it provided.  “I was busy with work. With the rainfall these last few weeks, there’s been a lot of selective growth.”</w:t>
+      </w:r>
+    </w:p>
+    <w:p>
+      <w:pPr>
+        <w:spacing w:line="360" w:lineRule="auto"/>
+        <w:ind w:left="360" w:right="390" w:firstLine="360"/>
+        <w:rPr>
+          <w:sz w:val="24"/>
+          <w:szCs w:val="24"/>
+        </w:rPr>
+      </w:pPr>
+      <w:r>
+        <w:rPr>
+          <w:sz w:val="24"/>
+          <w:szCs w:val="24"/>
+        </w:rPr>
+        <w:t xml:space="preserve">A long pause. </w:t>
+      </w:r>
+    </w:p>
+    <w:p>
+      <w:pPr>
+        <w:spacing w:line="360" w:lineRule="auto"/>
+        <w:ind w:left="360" w:right="390" w:firstLine="360"/>
+        <w:rPr>
+          <w:sz w:val="24"/>
+          <w:szCs w:val="24"/>
+        </w:rPr>
+      </w:pPr>
+      <w:r>
+        <w:rPr>
+          <w:sz w:val="24"/>
+          <w:szCs w:val="24"/>
+        </w:rPr>
+        <w:t xml:space="preserve">“Owens called me. He says you haven’t been to the Fungal Lab in two weeks, David. You </w:t>
+      </w:r>
+      <w:proofErr w:type="gramStart"/>
+      <w:r>
+        <w:rPr>
+          <w:sz w:val="24"/>
+          <w:szCs w:val="24"/>
+        </w:rPr>
+        <w:t>have to</w:t>
+      </w:r>
+      <w:proofErr w:type="gramEnd"/>
+      <w:r>
+        <w:rPr>
+          <w:sz w:val="24"/>
+          <w:szCs w:val="24"/>
+        </w:rPr>
+        <w:t xml:space="preserve"> understand, after what happened last May, people are worried.”</w:t>
+      </w:r>
+    </w:p>
+    <w:p>
+      <w:pPr>
+        <w:spacing w:line="360" w:lineRule="auto"/>
+        <w:ind w:left="360" w:right="390" w:firstLine="360"/>
+        <w:rPr>
+          <w:sz w:val="24"/>
+          <w:szCs w:val="24"/>
+        </w:rPr>
+      </w:pPr>
+      <w:r>
+        <w:rPr>
+          <w:sz w:val="24"/>
+          <w:szCs w:val="24"/>
+        </w:rPr>
+        <w:lastRenderedPageBreak/>
+        <w:t xml:space="preserve">Last May. He had just been activated, and the monkeys had forced him into interrogations with their psychics. He </w:t>
+      </w:r>
+      <w:proofErr w:type="gramStart"/>
+      <w:r>
+        <w:rPr>
+          <w:sz w:val="24"/>
+          <w:szCs w:val="24"/>
+        </w:rPr>
+        <w:t>had broken</w:t>
+      </w:r>
+      <w:proofErr w:type="gramEnd"/>
+      <w:r>
+        <w:rPr>
+          <w:sz w:val="24"/>
+          <w:szCs w:val="24"/>
+        </w:rPr>
+        <w:t xml:space="preserve"> quickly, then. </w:t>
+      </w:r>
+    </w:p>
+    <w:p>
+      <w:pPr>
+        <w:spacing w:line="360" w:lineRule="auto"/>
+        <w:ind w:left="360" w:right="390" w:firstLine="360"/>
+        <w:rPr>
+          <w:sz w:val="24"/>
+          <w:szCs w:val="24"/>
+        </w:rPr>
+      </w:pPr>
+      <w:r>
+        <w:rPr>
+          <w:sz w:val="24"/>
+          <w:szCs w:val="24"/>
+        </w:rPr>
+        <w:t>“As your psychiatrist, I have been worried.”</w:t>
+      </w:r>
+    </w:p>
+    <w:p>
+      <w:pPr>
+        <w:spacing w:line="360" w:lineRule="auto"/>
+        <w:ind w:left="360" w:right="390" w:firstLine="360"/>
+        <w:rPr>
+          <w:sz w:val="24"/>
+          <w:szCs w:val="24"/>
+        </w:rPr>
+      </w:pPr>
+      <w:r>
+        <w:rPr>
+          <w:sz w:val="24"/>
+          <w:szCs w:val="24"/>
+        </w:rPr>
+        <w:t xml:space="preserve">Psychiatrist. That’s what they called them down here -- the people who could </w:t>
+      </w:r>
+      <w:proofErr w:type="gramStart"/>
+      <w:r>
+        <w:rPr>
+          <w:sz w:val="24"/>
+          <w:szCs w:val="24"/>
+        </w:rPr>
+        <w:t>look into</w:t>
+      </w:r>
+      <w:proofErr w:type="gramEnd"/>
+      <w:r>
+        <w:rPr>
+          <w:sz w:val="24"/>
+          <w:szCs w:val="24"/>
+        </w:rPr>
+        <w:t xml:space="preserve"> your mind and know exactly what you were thinking.</w:t>
+      </w:r>
+    </w:p>
+    <w:p>
+      <w:pPr>
+        <w:spacing w:line="360" w:lineRule="auto"/>
+        <w:ind w:left="360" w:right="390" w:firstLine="360"/>
+        <w:rPr>
+          <w:sz w:val="24"/>
+          <w:szCs w:val="24"/>
+        </w:rPr>
+      </w:pPr>
+      <w:r>
+        <w:rPr>
+          <w:sz w:val="24"/>
+          <w:szCs w:val="24"/>
+        </w:rPr>
+        <w:t>“I also tried to get into contact with Diane.” There was another pause before: “Hello, David. Are you still here?”</w:t>
+      </w:r>
+    </w:p>
+    <w:p>
+      <w:pPr>
+        <w:spacing w:line="360" w:lineRule="auto"/>
+        <w:ind w:left="360" w:right="390" w:firstLine="360"/>
+        <w:rPr>
+          <w:sz w:val="24"/>
+          <w:szCs w:val="24"/>
+        </w:rPr>
+      </w:pPr>
+      <w:r>
+        <w:rPr>
+          <w:sz w:val="24"/>
+          <w:szCs w:val="24"/>
+        </w:rPr>
+        <w:t xml:space="preserve">“I am not sure I’m comfortable having this conversation, Doctor.” It had worked before. Rebuffed her efforts to peel back his layers and peer at his insides like a cadaver at a morgue. </w:t>
+      </w:r>
+    </w:p>
+    <w:p>
+      <w:pPr>
+        <w:spacing w:line="360" w:lineRule="auto"/>
+        <w:ind w:left="360" w:right="390" w:firstLine="360"/>
+        <w:rPr>
+          <w:sz w:val="24"/>
+          <w:szCs w:val="24"/>
+        </w:rPr>
+      </w:pPr>
+      <w:r>
+        <w:rPr>
+          <w:sz w:val="24"/>
+          <w:szCs w:val="24"/>
+        </w:rPr>
+        <w:t>“I’m afraid I have to ask some sensitive questions anyway, David."</w:t>
+      </w:r>
+    </w:p>
+    <w:p>
+      <w:pPr>
+        <w:spacing w:line="360" w:lineRule="auto"/>
+        <w:ind w:left="360" w:right="390" w:firstLine="360"/>
+        <w:rPr>
+          <w:sz w:val="24"/>
+          <w:szCs w:val="24"/>
+        </w:rPr>
+      </w:pPr>
+      <w:r>
+        <w:rPr>
+          <w:sz w:val="24"/>
+          <w:szCs w:val="24"/>
+        </w:rPr>
+        <w:t xml:space="preserve">He repeated his mantra more forcefully this time: “I am not sure I’m comfortable having this conversation, Doctor.” </w:t>
+      </w:r>
+    </w:p>
+    <w:p>
+      <w:pPr>
+        <w:spacing w:line="360" w:lineRule="auto"/>
+        <w:ind w:left="360" w:right="390" w:firstLine="360"/>
+        <w:rPr>
+          <w:sz w:val="24"/>
+          <w:szCs w:val="24"/>
+        </w:rPr>
+      </w:pPr>
+      <w:r>
+        <w:rPr>
+          <w:sz w:val="24"/>
+          <w:szCs w:val="24"/>
+        </w:rPr>
+        <w:t xml:space="preserve">He was a priest, compelling Satan to leave the body of the possessed. </w:t>
+      </w:r>
+    </w:p>
+    <w:p>
+      <w:pPr>
+        <w:spacing w:line="360" w:lineRule="auto"/>
+        <w:ind w:left="360" w:right="390" w:firstLine="360"/>
+        <w:rPr>
+          <w:sz w:val="24"/>
+          <w:szCs w:val="24"/>
+        </w:rPr>
+      </w:pPr>
+      <w:r>
+        <w:rPr>
+          <w:sz w:val="24"/>
+          <w:szCs w:val="24"/>
+        </w:rPr>
+        <w:t xml:space="preserve">But it seemed he was not a very good priest. </w:t>
+      </w:r>
+    </w:p>
+    <w:p>
+      <w:pPr>
+        <w:spacing w:line="360" w:lineRule="auto"/>
+        <w:ind w:left="360" w:right="390" w:firstLine="360"/>
+        <w:rPr>
+          <w:sz w:val="24"/>
+          <w:szCs w:val="24"/>
+        </w:rPr>
+      </w:pPr>
+      <w:r>
+        <w:rPr>
+          <w:sz w:val="24"/>
+          <w:szCs w:val="24"/>
+        </w:rPr>
+        <w:t>“Have you tried… contacting Diane at any point in the last month, David?”</w:t>
+      </w:r>
+    </w:p>
+    <w:p>
+      <w:pPr>
+        <w:spacing w:line="360" w:lineRule="auto"/>
+        <w:ind w:left="360" w:right="390" w:firstLine="360"/>
+        <w:rPr>
+          <w:sz w:val="24"/>
+          <w:szCs w:val="24"/>
+        </w:rPr>
+      </w:pPr>
+      <w:r>
+        <w:rPr>
+          <w:sz w:val="24"/>
+          <w:szCs w:val="24"/>
+        </w:rPr>
+        <w:t>“I-I… I have not tried to contact her.”</w:t>
+      </w:r>
+    </w:p>
+    <w:p>
+      <w:pPr>
+        <w:spacing w:line="360" w:lineRule="auto"/>
+        <w:ind w:left="360" w:right="390" w:firstLine="360"/>
+        <w:rPr>
+          <w:sz w:val="24"/>
+          <w:szCs w:val="24"/>
+        </w:rPr>
+      </w:pPr>
+      <w:r>
+        <w:rPr>
+          <w:sz w:val="24"/>
+          <w:szCs w:val="24"/>
+        </w:rPr>
+        <w:t>A sigh. It sounded like a man’s voice. Dr Muller was not a man.</w:t>
+      </w:r>
+    </w:p>
+    <w:p>
+      <w:pPr>
+        <w:spacing w:line="360" w:lineRule="auto"/>
+        <w:ind w:left="360" w:right="390" w:firstLine="360"/>
+        <w:rPr>
+          <w:sz w:val="24"/>
+          <w:szCs w:val="24"/>
+        </w:rPr>
       </w:pPr>
       <w:r>
         <w:rPr>
@@ -1753,14 +2116,283 @@
           <w:sz w:val="24"/>
           <w:szCs w:val="24"/>
         </w:rPr>
-        <w:t>You’re compromised,</w:t>
-      </w:r>
-      <w:r>
-        <w:rPr>
-          <w:sz w:val="24"/>
-          <w:szCs w:val="24"/>
-        </w:rPr>
-        <w:t xml:space="preserve"> The Signal purred. </w:t>
+        <w:t xml:space="preserve">Someone else is there with her, </w:t>
+      </w:r>
+      <w:r>
+        <w:rPr>
+          <w:sz w:val="24"/>
+          <w:szCs w:val="24"/>
+        </w:rPr>
+        <w:t xml:space="preserve">the Signal told him. </w:t>
+      </w:r>
+    </w:p>
+    <w:p>
+      <w:pPr>
+        <w:spacing w:line="360" w:lineRule="auto"/>
+        <w:ind w:left="360" w:right="390" w:firstLine="360"/>
+        <w:rPr>
+          <w:sz w:val="24"/>
+          <w:szCs w:val="24"/>
+        </w:rPr>
+      </w:pPr>
+      <w:r>
+        <w:rPr>
+          <w:sz w:val="24"/>
+          <w:szCs w:val="24"/>
+        </w:rPr>
+        <w:t>“Let me rephrase. Have you violated the restraining order in place?”</w:t>
+      </w:r>
+    </w:p>
+    <w:p>
+      <w:pPr>
+        <w:spacing w:line="360" w:lineRule="auto"/>
+        <w:ind w:left="360" w:right="390" w:firstLine="360"/>
+        <w:rPr>
+          <w:sz w:val="24"/>
+          <w:szCs w:val="24"/>
+        </w:rPr>
+      </w:pPr>
+      <w:r>
+        <w:rPr>
+          <w:sz w:val="24"/>
+          <w:szCs w:val="24"/>
+        </w:rPr>
+        <w:t xml:space="preserve">“Are you alone?” He </w:t>
+      </w:r>
+      <w:proofErr w:type="gramStart"/>
+      <w:r>
+        <w:rPr>
+          <w:sz w:val="24"/>
+          <w:szCs w:val="24"/>
+        </w:rPr>
+        <w:t>said</w:t>
+      </w:r>
+      <w:proofErr w:type="gramEnd"/>
+      <w:r>
+        <w:rPr>
+          <w:sz w:val="24"/>
+          <w:szCs w:val="24"/>
+        </w:rPr>
+        <w:t>. “Who’s there with you?”</w:t>
+      </w:r>
+    </w:p>
+    <w:p>
+      <w:pPr>
+        <w:spacing w:line="360" w:lineRule="auto"/>
+        <w:ind w:left="360" w:right="390" w:firstLine="360"/>
+        <w:rPr>
+          <w:sz w:val="24"/>
+          <w:szCs w:val="24"/>
+        </w:rPr>
+      </w:pPr>
+      <w:r>
+        <w:rPr>
+          <w:sz w:val="24"/>
+          <w:szCs w:val="24"/>
+        </w:rPr>
+        <w:t>“David, there’s no one else here with me. I’m in my office. You need to calm down. This is a courtesy call, that’s it.”</w:t>
+      </w:r>
+    </w:p>
+    <w:p>
+      <w:pPr>
+        <w:spacing w:line="360" w:lineRule="auto"/>
+        <w:ind w:left="360" w:right="390" w:firstLine="360"/>
+        <w:rPr>
+          <w:sz w:val="24"/>
+          <w:szCs w:val="24"/>
+        </w:rPr>
+      </w:pPr>
+      <w:r>
+        <w:rPr>
+          <w:sz w:val="24"/>
+          <w:szCs w:val="24"/>
+        </w:rPr>
+        <w:t>“I know there’s someone in the room with you. I heard them.”</w:t>
+      </w:r>
+    </w:p>
+    <w:p>
+      <w:pPr>
+        <w:spacing w:line="360" w:lineRule="auto"/>
+        <w:ind w:left="360" w:right="390" w:firstLine="360"/>
+        <w:rPr>
+          <w:sz w:val="24"/>
+          <w:szCs w:val="24"/>
+        </w:rPr>
+      </w:pPr>
+      <w:r>
+        <w:rPr>
+          <w:sz w:val="24"/>
+          <w:szCs w:val="24"/>
+        </w:rPr>
+        <w:t>“I promise you, I’m alone, David. I need you--”</w:t>
+      </w:r>
+    </w:p>
+    <w:p>
+      <w:pPr>
+        <w:spacing w:line="360" w:lineRule="auto"/>
+        <w:ind w:left="360" w:right="390" w:firstLine="360"/>
+        <w:rPr>
+          <w:sz w:val="24"/>
+          <w:szCs w:val="24"/>
+        </w:rPr>
+      </w:pPr>
+      <w:r>
+        <w:rPr>
+          <w:sz w:val="24"/>
+          <w:szCs w:val="24"/>
+        </w:rPr>
+        <w:t xml:space="preserve">“Who is it?” He </w:t>
+      </w:r>
+      <w:proofErr w:type="gramStart"/>
+      <w:r>
+        <w:rPr>
+          <w:sz w:val="24"/>
+          <w:szCs w:val="24"/>
+        </w:rPr>
+        <w:t>said,</w:t>
+      </w:r>
+      <w:proofErr w:type="gramEnd"/>
+      <w:r>
+        <w:rPr>
+          <w:sz w:val="24"/>
+          <w:szCs w:val="24"/>
+        </w:rPr>
+        <w:t xml:space="preserve"> on the offence now. “</w:t>
+      </w:r>
+      <w:proofErr w:type="gramStart"/>
+      <w:r>
+        <w:rPr>
+          <w:sz w:val="24"/>
+          <w:szCs w:val="24"/>
+        </w:rPr>
+        <w:t>A police</w:t>
+      </w:r>
+      <w:proofErr w:type="gramEnd"/>
+      <w:r>
+        <w:rPr>
+          <w:sz w:val="24"/>
+          <w:szCs w:val="24"/>
+        </w:rPr>
+        <w:t xml:space="preserve"> officer? CIA agent? No, it’s someone higher than that. Someone in the know.”</w:t>
+      </w:r>
+    </w:p>
+    <w:p>
+      <w:pPr>
+        <w:spacing w:line="360" w:lineRule="auto"/>
+        <w:ind w:left="360" w:right="390" w:firstLine="360"/>
+        <w:rPr>
+          <w:sz w:val="24"/>
+          <w:szCs w:val="24"/>
+        </w:rPr>
+      </w:pPr>
+      <w:r>
+        <w:rPr>
+          <w:sz w:val="24"/>
+          <w:szCs w:val="24"/>
+        </w:rPr>
+        <w:t>“David, you’re spiraling now. Let’s try those breathing techniques we talked--”</w:t>
+      </w:r>
+    </w:p>
+    <w:p>
+      <w:pPr>
+        <w:spacing w:line="360" w:lineRule="auto"/>
+        <w:ind w:left="360" w:right="390" w:firstLine="360"/>
+        <w:rPr>
+          <w:sz w:val="24"/>
+          <w:szCs w:val="24"/>
+        </w:rPr>
+      </w:pPr>
+      <w:r>
+        <w:rPr>
+          <w:sz w:val="24"/>
+          <w:szCs w:val="24"/>
+        </w:rPr>
+        <w:t>“Shut up!” He raised a fist and smacked it against his temple. “Shut up. Shut up. Shut up!”</w:t>
+      </w:r>
+    </w:p>
+    <w:p>
+      <w:pPr>
+        <w:spacing w:line="360" w:lineRule="auto"/>
+        <w:ind w:left="360" w:right="390" w:firstLine="360"/>
+        <w:rPr>
+          <w:sz w:val="24"/>
+          <w:szCs w:val="24"/>
+        </w:rPr>
+      </w:pPr>
+      <w:r>
+        <w:rPr>
+          <w:sz w:val="24"/>
+          <w:szCs w:val="24"/>
+        </w:rPr>
+        <w:t>“David--”</w:t>
+      </w:r>
+    </w:p>
+    <w:p>
+      <w:pPr>
+        <w:spacing w:line="360" w:lineRule="auto"/>
+        <w:ind w:left="360" w:right="390" w:firstLine="360"/>
+        <w:rPr>
+          <w:sz w:val="24"/>
+          <w:szCs w:val="24"/>
+        </w:rPr>
+      </w:pPr>
+      <w:r>
+        <w:rPr>
+          <w:sz w:val="24"/>
+          <w:szCs w:val="24"/>
+        </w:rPr>
+        <w:lastRenderedPageBreak/>
+        <w:t xml:space="preserve">“Get. out. of. </w:t>
+      </w:r>
+      <w:proofErr w:type="gramStart"/>
+      <w:r>
+        <w:rPr>
+          <w:sz w:val="24"/>
+          <w:szCs w:val="24"/>
+        </w:rPr>
+        <w:t>my</w:t>
+      </w:r>
+      <w:proofErr w:type="gramEnd"/>
+      <w:r>
+        <w:rPr>
+          <w:sz w:val="24"/>
+          <w:szCs w:val="24"/>
+        </w:rPr>
+        <w:t xml:space="preserve">. Head!” </w:t>
+      </w:r>
+    </w:p>
+    <w:p>
+      <w:pPr>
+        <w:spacing w:line="360" w:lineRule="auto"/>
+        <w:ind w:left="360" w:right="390" w:firstLine="360"/>
+        <w:rPr>
+          <w:sz w:val="24"/>
+          <w:szCs w:val="24"/>
+        </w:rPr>
+      </w:pPr>
+      <w:r>
+        <w:rPr>
+          <w:sz w:val="24"/>
+          <w:szCs w:val="24"/>
+        </w:rPr>
+        <w:t xml:space="preserve">He dropped the phone in acid. </w:t>
+      </w:r>
+    </w:p>
+    <w:p>
+      <w:pPr>
+        <w:spacing w:line="360" w:lineRule="auto"/>
+        <w:ind w:left="360" w:right="390" w:firstLine="360"/>
+        <w:rPr>
+          <w:sz w:val="24"/>
+          <w:szCs w:val="24"/>
+        </w:rPr>
+      </w:pPr>
+      <w:r>
+        <w:rPr>
+          <w:sz w:val="24"/>
+          <w:szCs w:val="24"/>
+        </w:rPr>
+        <w:t xml:space="preserve">He… h-he had to act quickly. The Signal </w:t>
       </w:r>
       <w:r>
         <w:rPr>
@@ -1769,37 +2401,51 @@
           <w:sz w:val="24"/>
           <w:szCs w:val="24"/>
         </w:rPr>
-        <w:t xml:space="preserve">They’re coming. Immediate recall requested. </w:t>
-      </w:r>
-    </w:p>
-    <w:p>
-      <w:pPr>
-        <w:spacing w:line="360" w:lineRule="auto"/>
-        <w:ind w:left="360" w:right="390" w:firstLine="360"/>
-        <w:rPr>
-          <w:sz w:val="24"/>
-          <w:szCs w:val="24"/>
-        </w:rPr>
-      </w:pPr>
-      <w:r>
-        <w:rPr>
-          <w:sz w:val="24"/>
-          <w:szCs w:val="24"/>
-        </w:rPr>
-        <w:t xml:space="preserve">Yes, yes. That made sense. </w:t>
-      </w:r>
-    </w:p>
-    <w:p>
-      <w:pPr>
-        <w:spacing w:line="360" w:lineRule="auto"/>
-        <w:ind w:left="360" w:right="390" w:firstLine="360"/>
+        <w:t xml:space="preserve">screamed </w:t>
+      </w:r>
+      <w:r>
+        <w:rPr>
+          <w:sz w:val="24"/>
+          <w:szCs w:val="24"/>
+        </w:rPr>
+        <w:t xml:space="preserve">at </w:t>
+      </w:r>
+      <w:proofErr w:type="gramStart"/>
+      <w:r>
+        <w:rPr>
+          <w:sz w:val="24"/>
+          <w:szCs w:val="24"/>
+        </w:rPr>
+        <w:t>him,</w:t>
+      </w:r>
+      <w:proofErr w:type="gramEnd"/>
+      <w:r>
+        <w:rPr>
+          <w:sz w:val="24"/>
+          <w:szCs w:val="24"/>
+        </w:rPr>
+        <w:t xml:space="preserve"> it blared and lashed and pulled at his strings. </w:t>
+      </w:r>
+    </w:p>
+    <w:p>
+      <w:pPr>
+        <w:spacing w:line="360" w:lineRule="auto"/>
+        <w:ind w:left="360" w:right="390" w:firstLine="360"/>
+        <w:rPr>
+          <w:sz w:val="24"/>
+          <w:szCs w:val="24"/>
+        </w:rPr>
+      </w:pPr>
+      <w:r>
         <w:rPr>
           <w:i/>
           <w:iCs/>
           <w:sz w:val="24"/>
           <w:szCs w:val="24"/>
         </w:rPr>
-      </w:pPr>
+        <w:t xml:space="preserve">The monkeys betrayed </w:t>
+      </w:r>
+      <w:proofErr w:type="gramStart"/>
       <w:r>
         <w:rPr>
           <w:i/>
@@ -1807,52 +2453,9 @@
           <w:sz w:val="24"/>
           <w:szCs w:val="24"/>
         </w:rPr>
-        <w:t>This channel is no longer viable. Risk assessment returned; Signal must be terminated.</w:t>
-      </w:r>
-    </w:p>
-    <w:p>
-      <w:pPr>
-        <w:spacing w:line="360" w:lineRule="auto"/>
-        <w:ind w:left="360" w:right="390" w:firstLine="360"/>
-        <w:rPr>
-          <w:sz w:val="24"/>
-          <w:szCs w:val="24"/>
-        </w:rPr>
-      </w:pPr>
-      <w:r>
-        <w:rPr>
-          <w:sz w:val="24"/>
-          <w:szCs w:val="24"/>
-        </w:rPr>
-        <w:t>No, no, no!</w:t>
-      </w:r>
-    </w:p>
-    <w:p>
-      <w:pPr>
-        <w:spacing w:line="360" w:lineRule="auto"/>
-        <w:ind w:left="360" w:right="390" w:firstLine="360"/>
-        <w:rPr>
-          <w:sz w:val="24"/>
-          <w:szCs w:val="24"/>
-        </w:rPr>
-      </w:pPr>
-      <w:r>
-        <w:rPr>
-          <w:sz w:val="24"/>
-          <w:szCs w:val="24"/>
-        </w:rPr>
-        <w:t>He needed the Signal now. To guide him. To coax him. To enlighten him.</w:t>
-      </w:r>
-    </w:p>
-    <w:p>
-      <w:pPr>
-        <w:spacing w:line="360" w:lineRule="auto"/>
-        <w:ind w:left="360" w:right="390" w:firstLine="360"/>
-        <w:rPr>
-          <w:sz w:val="24"/>
-          <w:szCs w:val="24"/>
-        </w:rPr>
-      </w:pPr>
+        <w:t>us,</w:t>
+      </w:r>
+      <w:proofErr w:type="gramEnd"/>
       <w:r>
         <w:rPr>
           <w:i/>
@@ -1860,24 +2463,65 @@
           <w:sz w:val="24"/>
           <w:szCs w:val="24"/>
         </w:rPr>
-        <w:t>Signal termination in 3…</w:t>
-      </w:r>
-    </w:p>
-    <w:p>
-      <w:pPr>
-        <w:spacing w:line="360" w:lineRule="auto"/>
-        <w:ind w:left="360" w:right="390" w:firstLine="360"/>
-        <w:rPr>
-          <w:sz w:val="24"/>
-          <w:szCs w:val="24"/>
-        </w:rPr>
-      </w:pPr>
-      <w:r>
-        <w:rPr>
-          <w:sz w:val="24"/>
-          <w:szCs w:val="24"/>
-        </w:rPr>
-        <w:t xml:space="preserve">Frantic -- he scrambled to the foot of the basement steps and began tearing at the makeshift stapling which held the alfoil ceiling in place. It came off in iridescent strips. </w:t>
+        <w:t xml:space="preserve"> </w:t>
+      </w:r>
+      <w:r>
+        <w:rPr>
+          <w:sz w:val="24"/>
+          <w:szCs w:val="24"/>
+        </w:rPr>
+        <w:t xml:space="preserve">the Signal told him. They had ruined his life, taken his happiness in her hands and broke it into a thousand tiny pieces. Just because he’d had an episode. Because of something he couldn’t control. Because of the antenna in his head. </w:t>
+      </w:r>
+    </w:p>
+    <w:p>
+      <w:pPr>
+        <w:spacing w:line="360" w:lineRule="auto"/>
+        <w:ind w:left="360" w:right="390" w:firstLine="360"/>
+        <w:rPr>
+          <w:sz w:val="24"/>
+          <w:szCs w:val="24"/>
+        </w:rPr>
+      </w:pPr>
+      <w:r>
+        <w:rPr>
+          <w:sz w:val="24"/>
+          <w:szCs w:val="24"/>
+        </w:rPr>
+        <w:t>His hands went under her pits again, and he heaved and she went into the acid. It leapt up out of its aluminum container and tongues of fire lapped at his arms. A terrible, searing pain until--</w:t>
+      </w:r>
+    </w:p>
+    <w:p>
+      <w:pPr>
+        <w:spacing w:line="360" w:lineRule="auto"/>
+        <w:ind w:left="360" w:right="390" w:firstLine="360"/>
+        <w:rPr>
+          <w:sz w:val="24"/>
+          <w:szCs w:val="24"/>
+        </w:rPr>
+      </w:pPr>
+      <w:r>
+        <w:rPr>
+          <w:sz w:val="24"/>
+          <w:szCs w:val="24"/>
+        </w:rPr>
+        <w:t xml:space="preserve">The Signal turned the pain off.  </w:t>
+      </w:r>
+    </w:p>
+    <w:p>
+      <w:pPr>
+        <w:spacing w:line="360" w:lineRule="auto"/>
+        <w:ind w:left="360" w:right="390" w:firstLine="360"/>
+        <w:rPr>
+          <w:sz w:val="24"/>
+          <w:szCs w:val="24"/>
+        </w:rPr>
+      </w:pPr>
+      <w:r>
+        <w:rPr>
+          <w:sz w:val="24"/>
+          <w:szCs w:val="24"/>
+        </w:rPr>
+        <w:t xml:space="preserve">He had to act quickly. </w:t>
       </w:r>
     </w:p>
     <w:p>
@@ -1898,92 +2542,110 @@
           <w:sz w:val="24"/>
           <w:szCs w:val="24"/>
         </w:rPr>
-        <w:t xml:space="preserve">2… </w:t>
-      </w:r>
-    </w:p>
-    <w:p>
-      <w:pPr>
-        <w:spacing w:line="360" w:lineRule="auto"/>
-        <w:ind w:left="360" w:right="390" w:firstLine="360"/>
-        <w:rPr>
-          <w:sz w:val="24"/>
-          <w:szCs w:val="24"/>
-        </w:rPr>
-      </w:pPr>
-      <w:r>
-        <w:rPr>
-          <w:sz w:val="24"/>
-          <w:szCs w:val="24"/>
-        </w:rPr>
-        <w:t xml:space="preserve">Blotches of red skin ran up his forearms, and the sudden shock turned his fingers to claws. He tumbled backward. And screamed. </w:t>
-      </w:r>
-    </w:p>
-    <w:p>
-      <w:pPr>
-        <w:spacing w:line="360" w:lineRule="auto"/>
-        <w:ind w:left="360" w:right="390" w:firstLine="360"/>
+        <w:t>You’re compromised,</w:t>
+      </w:r>
+      <w:r>
+        <w:rPr>
+          <w:sz w:val="24"/>
+          <w:szCs w:val="24"/>
+        </w:rPr>
+        <w:t xml:space="preserve"> The Signal purred. </w:t>
+      </w:r>
+      <w:r>
         <w:rPr>
           <w:i/>
           <w:iCs/>
           <w:sz w:val="24"/>
           <w:szCs w:val="24"/>
         </w:rPr>
-      </w:pPr>
-      <w:r>
+        <w:t xml:space="preserve">They’re coming. Immediate recall requested. </w:t>
+      </w:r>
+    </w:p>
+    <w:p>
+      <w:pPr>
+        <w:spacing w:line="360" w:lineRule="auto"/>
+        <w:ind w:left="360" w:right="390" w:firstLine="360"/>
+        <w:rPr>
+          <w:sz w:val="24"/>
+          <w:szCs w:val="24"/>
+        </w:rPr>
+      </w:pPr>
+      <w:r>
+        <w:rPr>
+          <w:sz w:val="24"/>
+          <w:szCs w:val="24"/>
+        </w:rPr>
+        <w:t xml:space="preserve">Yes, yes. That made sense. </w:t>
+      </w:r>
+    </w:p>
+    <w:p>
+      <w:pPr>
+        <w:spacing w:line="360" w:lineRule="auto"/>
+        <w:ind w:left="360" w:right="390" w:firstLine="360"/>
         <w:rPr>
           <w:i/>
           <w:iCs/>
           <w:sz w:val="24"/>
           <w:szCs w:val="24"/>
         </w:rPr>
-        <w:t>1…</w:t>
-      </w:r>
-    </w:p>
-    <w:p>
-      <w:pPr>
-        <w:spacing w:line="360" w:lineRule="auto"/>
-        <w:ind w:left="360" w:right="390" w:firstLine="360"/>
-        <w:rPr>
-          <w:sz w:val="24"/>
-          <w:szCs w:val="24"/>
-        </w:rPr>
-      </w:pPr>
-      <w:r>
-        <w:rPr>
-          <w:sz w:val="24"/>
-          <w:szCs w:val="24"/>
-        </w:rPr>
-        <w:t xml:space="preserve">He rolled over onto his belly and crawled, all elbows and knees, back toward the acid bath. </w:t>
-      </w:r>
-    </w:p>
-    <w:p>
-      <w:pPr>
-        <w:spacing w:line="360" w:lineRule="auto"/>
-        <w:ind w:left="360" w:right="390" w:firstLine="360"/>
-        <w:rPr>
-          <w:sz w:val="24"/>
-          <w:szCs w:val="24"/>
-        </w:rPr>
-      </w:pPr>
-      <w:r>
-        <w:rPr>
-          <w:sz w:val="24"/>
-          <w:szCs w:val="24"/>
-        </w:rPr>
-        <w:t>The Signal left him with one final directive.</w:t>
-      </w:r>
-    </w:p>
-    <w:p>
-      <w:pPr>
-        <w:spacing w:line="360" w:lineRule="auto"/>
-        <w:ind w:left="360" w:right="390" w:firstLine="360"/>
+      </w:pPr>
+      <w:r>
         <w:rPr>
           <w:i/>
           <w:iCs/>
           <w:sz w:val="24"/>
           <w:szCs w:val="24"/>
         </w:rPr>
-      </w:pPr>
+        <w:t>This channel is no longer viable. Risk assessment returned; Signal must be terminated.</w:t>
+      </w:r>
+    </w:p>
+    <w:p>
+      <w:pPr>
+        <w:spacing w:line="360" w:lineRule="auto"/>
+        <w:ind w:left="360" w:right="390" w:firstLine="360"/>
+        <w:rPr>
+          <w:sz w:val="24"/>
+          <w:szCs w:val="24"/>
+        </w:rPr>
+      </w:pPr>
+      <w:r>
+        <w:rPr>
+          <w:sz w:val="24"/>
+          <w:szCs w:val="24"/>
+        </w:rPr>
+        <w:t>No</w:t>
+      </w:r>
+      <w:r>
+        <w:rPr>
+          <w:sz w:val="24"/>
+          <w:szCs w:val="24"/>
+        </w:rPr>
+        <w:t>…</w:t>
+      </w:r>
+      <w:r>
+        <w:rPr>
+          <w:sz w:val="24"/>
+          <w:szCs w:val="24"/>
+        </w:rPr>
+        <w:t xml:space="preserve"> no, no!</w:t>
+      </w:r>
+    </w:p>
+    <w:p>
+      <w:pPr>
+        <w:spacing w:line="360" w:lineRule="auto"/>
+        <w:ind w:left="360" w:right="390" w:firstLine="360"/>
+        <w:rPr>
+          <w:sz w:val="24"/>
+          <w:szCs w:val="24"/>
+        </w:rPr>
+      </w:pPr>
+      <w:r>
+        <w:rPr>
+          <w:sz w:val="24"/>
+          <w:szCs w:val="24"/>
+        </w:rPr>
+        <w:t xml:space="preserve">He </w:t>
+      </w:r>
       <w:r>
         <w:rPr>
           <w:i/>
@@ -1991,143 +2653,14 @@
           <w:sz w:val="24"/>
           <w:szCs w:val="24"/>
         </w:rPr>
-        <w:t>Get in the acid.</w:t>
-      </w:r>
-    </w:p>
-    <w:p>
-      <w:pPr>
-        <w:spacing w:line="360" w:lineRule="auto"/>
-        <w:ind w:left="360" w:right="390" w:firstLine="360"/>
-        <w:rPr>
-          <w:sz w:val="24"/>
-          <w:szCs w:val="24"/>
-        </w:rPr>
-      </w:pPr>
-      <w:r>
-        <w:rPr>
-          <w:sz w:val="24"/>
-          <w:szCs w:val="24"/>
-        </w:rPr>
-        <w:t xml:space="preserve">But that would… He would… Why would the Signal tell him to do that? </w:t>
-      </w:r>
-    </w:p>
-    <w:p>
-      <w:pPr>
-        <w:spacing w:line="360" w:lineRule="auto"/>
-        <w:ind w:left="360" w:right="390" w:firstLine="360"/>
-        <w:rPr>
-          <w:sz w:val="24"/>
-          <w:szCs w:val="24"/>
-        </w:rPr>
-      </w:pPr>
-      <w:r>
-        <w:rPr>
-          <w:sz w:val="24"/>
-          <w:szCs w:val="24"/>
-        </w:rPr>
-        <w:t xml:space="preserve">He tried to ask it, to query, but only silence responded. </w:t>
-      </w:r>
-    </w:p>
-    <w:p>
-      <w:pPr>
-        <w:spacing w:line="360" w:lineRule="auto"/>
-        <w:ind w:left="360" w:right="390" w:firstLine="360"/>
-        <w:rPr>
-          <w:sz w:val="24"/>
-          <w:szCs w:val="24"/>
-        </w:rPr>
-      </w:pPr>
-      <w:r>
-        <w:rPr>
-          <w:sz w:val="24"/>
-          <w:szCs w:val="24"/>
-        </w:rPr>
-        <w:t>There must have been a reason. The Signal had only ever helped him. Surely it had not stopped doing so now?</w:t>
-      </w:r>
-    </w:p>
-    <w:p>
-      <w:pPr>
-        <w:spacing w:line="360" w:lineRule="auto"/>
-        <w:ind w:left="360" w:right="390" w:firstLine="360"/>
-        <w:rPr>
-          <w:sz w:val="24"/>
-          <w:szCs w:val="24"/>
-        </w:rPr>
-      </w:pPr>
-      <w:r>
-        <w:rPr>
-          <w:sz w:val="24"/>
-          <w:szCs w:val="24"/>
-        </w:rPr>
-        <w:t xml:space="preserve">That question was rhetorical. Of course, it hadn’t stopped. He was just too… too stupid, ignorant of the grand plan, to understand it. An ant could not expect to understand the inner workings of the hill. No, the best that an ant could do was stay in line. So that he and other ants did not forget the way back to the hill. </w:t>
-      </w:r>
-    </w:p>
-    <w:p>
-      <w:pPr>
-        <w:spacing w:line="360" w:lineRule="auto"/>
-        <w:ind w:left="360" w:right="390" w:firstLine="360"/>
-        <w:rPr>
-          <w:sz w:val="24"/>
-          <w:szCs w:val="24"/>
-        </w:rPr>
-      </w:pPr>
-      <w:r>
-        <w:rPr>
-          <w:sz w:val="24"/>
-          <w:szCs w:val="24"/>
-        </w:rPr>
-        <w:t xml:space="preserve">Perhaps that was what the acid was. </w:t>
-      </w:r>
-    </w:p>
-    <w:p>
-      <w:pPr>
-        <w:spacing w:line="360" w:lineRule="auto"/>
-        <w:ind w:left="360" w:right="390" w:firstLine="360"/>
-        <w:rPr>
-          <w:sz w:val="24"/>
-          <w:szCs w:val="24"/>
-        </w:rPr>
-      </w:pPr>
-      <w:r>
-        <w:rPr>
-          <w:sz w:val="24"/>
-          <w:szCs w:val="24"/>
-        </w:rPr>
-        <w:t xml:space="preserve">A secret door, passage back to the mothership. </w:t>
-      </w:r>
-    </w:p>
-    <w:p>
-      <w:pPr>
-        <w:spacing w:line="360" w:lineRule="auto"/>
-        <w:ind w:left="360" w:right="390" w:firstLine="360"/>
-        <w:rPr>
-          <w:sz w:val="24"/>
-          <w:szCs w:val="24"/>
-        </w:rPr>
-      </w:pPr>
-      <w:r>
-        <w:rPr>
-          <w:sz w:val="24"/>
-          <w:szCs w:val="24"/>
-        </w:rPr>
-        <w:t>Of course -- how had he been so stupid!</w:t>
-      </w:r>
-    </w:p>
-    <w:p>
-      <w:pPr>
-        <w:spacing w:line="360" w:lineRule="auto"/>
-        <w:ind w:left="360" w:right="390" w:firstLine="360"/>
-        <w:rPr>
-          <w:sz w:val="24"/>
-          <w:szCs w:val="24"/>
-        </w:rPr>
-      </w:pPr>
-      <w:r>
-        <w:rPr>
-          <w:sz w:val="24"/>
-          <w:szCs w:val="24"/>
-        </w:rPr>
-        <w:t xml:space="preserve">The Signal could shut off his pain because it was not really </w:t>
+        <w:t>needed</w:t>
+      </w:r>
+      <w:r>
+        <w:rPr>
+          <w:sz w:val="24"/>
+          <w:szCs w:val="24"/>
+        </w:rPr>
+        <w:t xml:space="preserve"> the Signal now. To guide him. To coax him. To </w:t>
       </w:r>
       <w:r>
         <w:rPr>
@@ -2136,83 +2669,25 @@
           <w:sz w:val="24"/>
           <w:szCs w:val="24"/>
         </w:rPr>
-        <w:t xml:space="preserve">his </w:t>
-      </w:r>
-      <w:r>
-        <w:rPr>
-          <w:sz w:val="24"/>
-          <w:szCs w:val="24"/>
-        </w:rPr>
-        <w:t xml:space="preserve">pain. It was part of the monkey skin he wore, not his True Self. It was his exoskeleton, his chitin. He was the fungi that wore the shell. </w:t>
-      </w:r>
-    </w:p>
-    <w:p>
-      <w:pPr>
-        <w:spacing w:line="360" w:lineRule="auto"/>
-        <w:ind w:left="360" w:right="390" w:firstLine="360"/>
-        <w:rPr>
-          <w:sz w:val="24"/>
-          <w:szCs w:val="24"/>
-        </w:rPr>
-      </w:pPr>
-      <w:r>
-        <w:rPr>
-          <w:sz w:val="24"/>
-          <w:szCs w:val="24"/>
-        </w:rPr>
-        <w:t xml:space="preserve">Gently, with shaky, numb hands, he unbuttoned his shirt. Next he pulled down his zipper, and stepped out of his jeans. They dropped to his ankles -- his boxers landed on them next. </w:t>
-      </w:r>
-    </w:p>
-    <w:p>
-      <w:pPr>
-        <w:spacing w:line="360" w:lineRule="auto"/>
-        <w:ind w:left="360" w:right="390" w:firstLine="360"/>
-        <w:rPr>
-          <w:sz w:val="24"/>
-          <w:szCs w:val="24"/>
-        </w:rPr>
-      </w:pPr>
-      <w:r>
-        <w:rPr>
-          <w:sz w:val="24"/>
-          <w:szCs w:val="24"/>
-        </w:rPr>
-        <w:t xml:space="preserve">He kicked both articles of clothing off his feet. </w:t>
-      </w:r>
-    </w:p>
-    <w:p>
-      <w:pPr>
-        <w:spacing w:line="360" w:lineRule="auto"/>
-        <w:ind w:left="360" w:right="390" w:firstLine="360"/>
-        <w:rPr>
-          <w:sz w:val="24"/>
-          <w:szCs w:val="24"/>
-        </w:rPr>
-      </w:pPr>
-      <w:r>
-        <w:rPr>
-          <w:sz w:val="24"/>
-          <w:szCs w:val="24"/>
-        </w:rPr>
-        <w:t xml:space="preserve">The moisture in the air bit at his exposed skin. He reminded himself that that skin was not him, merely a kind of vessel. </w:t>
-      </w:r>
-    </w:p>
-    <w:p>
-      <w:pPr>
-        <w:spacing w:line="360" w:lineRule="auto"/>
-        <w:ind w:left="360" w:right="390" w:firstLine="360"/>
-        <w:rPr>
-          <w:sz w:val="24"/>
-          <w:szCs w:val="24"/>
-        </w:rPr>
-      </w:pPr>
-      <w:r>
-        <w:rPr>
-          <w:sz w:val="24"/>
-          <w:szCs w:val="24"/>
-        </w:rPr>
-        <w:t xml:space="preserve">As he approached the tub, his mind turned to the rare </w:t>
-      </w:r>
+        <w:t>enlighten</w:t>
+      </w:r>
+      <w:r>
+        <w:rPr>
+          <w:sz w:val="24"/>
+          <w:szCs w:val="24"/>
+        </w:rPr>
+        <w:t xml:space="preserve"> him.</w:t>
+      </w:r>
+    </w:p>
+    <w:p>
+      <w:pPr>
+        <w:spacing w:line="360" w:lineRule="auto"/>
+        <w:ind w:left="360" w:right="390" w:firstLine="360"/>
+        <w:rPr>
+          <w:sz w:val="24"/>
+          <w:szCs w:val="24"/>
+        </w:rPr>
+      </w:pPr>
       <w:r>
         <w:rPr>
           <w:i/>
@@ -2220,85 +2695,90 @@
           <w:sz w:val="24"/>
           <w:szCs w:val="24"/>
         </w:rPr>
-        <w:t xml:space="preserve">Ophiocordyceps. </w:t>
-      </w:r>
-      <w:r>
-        <w:rPr>
-          <w:sz w:val="24"/>
-          <w:szCs w:val="24"/>
-        </w:rPr>
-        <w:t>Commonly known as the</w:t>
-      </w:r>
-      <w:r>
+        <w:t>Signal termination in 3…</w:t>
+      </w:r>
+    </w:p>
+    <w:p>
+      <w:pPr>
+        <w:spacing w:line="360" w:lineRule="auto"/>
+        <w:ind w:left="360" w:right="390" w:firstLine="360"/>
+        <w:rPr>
+          <w:sz w:val="24"/>
+          <w:szCs w:val="24"/>
+        </w:rPr>
+      </w:pPr>
+      <w:r>
+        <w:rPr>
+          <w:sz w:val="24"/>
+          <w:szCs w:val="24"/>
+        </w:rPr>
+        <w:t xml:space="preserve">Frantic -- he scrambled to the foot of the basement steps and began tearing at the makeshift stapling which held the </w:t>
+      </w:r>
+      <w:proofErr w:type="spellStart"/>
+      <w:r>
+        <w:rPr>
+          <w:sz w:val="24"/>
+          <w:szCs w:val="24"/>
+        </w:rPr>
+        <w:t>alfoil</w:t>
+      </w:r>
+      <w:proofErr w:type="spellEnd"/>
+      <w:r>
+        <w:rPr>
+          <w:sz w:val="24"/>
+          <w:szCs w:val="24"/>
+        </w:rPr>
+        <w:t xml:space="preserve"> ceiling in place. It came off in iridescent strips. </w:t>
+      </w:r>
+    </w:p>
+    <w:p>
+      <w:pPr>
+        <w:spacing w:line="360" w:lineRule="auto"/>
+        <w:ind w:left="360" w:right="390" w:firstLine="360"/>
         <w:rPr>
           <w:i/>
           <w:iCs/>
           <w:sz w:val="24"/>
           <w:szCs w:val="24"/>
         </w:rPr>
-        <w:t xml:space="preserve"> zombie-ant fungus</w:t>
-      </w:r>
-      <w:r>
-        <w:rPr>
-          <w:sz w:val="24"/>
-          <w:szCs w:val="24"/>
-        </w:rPr>
-        <w:t xml:space="preserve">, it modified the behavior of the ants in such a way as to propagate itself more effectively, killing the ant and then growing its fruiting bodies in antena-like formations from the dead ant's head. To accomplish this, infected ants are stripped of their instinctive fear of heights and made to climb up the nearest tall plant and find a nice place to die -- a syndrome known as "summit disease". Spores are then released from the ant carcass raining down to the ground and infect other ants below, who in turn are zombified into the same course of action. So on and so forth. </w:t>
-      </w:r>
-    </w:p>
-    <w:p>
-      <w:pPr>
-        <w:spacing w:line="360" w:lineRule="auto"/>
-        <w:ind w:left="360" w:right="390" w:firstLine="360"/>
+      </w:pPr>
+      <w:r>
         <w:rPr>
           <w:i/>
           <w:iCs/>
           <w:sz w:val="24"/>
           <w:szCs w:val="24"/>
         </w:rPr>
-      </w:pPr>
-      <w:r>
-        <w:rPr>
-          <w:sz w:val="24"/>
-          <w:szCs w:val="24"/>
-        </w:rPr>
-        <w:t xml:space="preserve">The cycle continues </w:t>
-      </w:r>
-      <w:r>
+        <w:t xml:space="preserve">2… </w:t>
+      </w:r>
+    </w:p>
+    <w:p>
+      <w:pPr>
+        <w:spacing w:line="360" w:lineRule="auto"/>
+        <w:ind w:left="360" w:right="390" w:firstLine="360"/>
+        <w:rPr>
+          <w:sz w:val="24"/>
+          <w:szCs w:val="24"/>
+        </w:rPr>
+      </w:pPr>
+      <w:r>
+        <w:rPr>
+          <w:sz w:val="24"/>
+          <w:szCs w:val="24"/>
+        </w:rPr>
+        <w:t xml:space="preserve">Blotches of red skin ran up his forearms, and the sudden shock turned his fingers to claws. He tumbled backward. And screamed. </w:t>
+      </w:r>
+    </w:p>
+    <w:p>
+      <w:pPr>
+        <w:spacing w:line="360" w:lineRule="auto"/>
+        <w:ind w:left="360" w:right="390" w:firstLine="360"/>
         <w:rPr>
           <w:i/>
           <w:iCs/>
           <w:sz w:val="24"/>
           <w:szCs w:val="24"/>
         </w:rPr>
-        <w:t xml:space="preserve">ad nauseum. </w:t>
-      </w:r>
-    </w:p>
-    <w:p>
-      <w:pPr>
-        <w:spacing w:line="360" w:lineRule="auto"/>
-        <w:ind w:left="360" w:right="390" w:firstLine="360"/>
-        <w:rPr>
-          <w:sz w:val="24"/>
-          <w:szCs w:val="24"/>
-        </w:rPr>
-      </w:pPr>
-      <w:r>
-        <w:rPr>
-          <w:sz w:val="24"/>
-          <w:szCs w:val="24"/>
-        </w:rPr>
-        <w:t xml:space="preserve">Mother Nature, you see, had devised her very own check on the otherwise overabundant, destructive population of ants. </w:t>
-      </w:r>
-    </w:p>
-    <w:p>
-      <w:pPr>
-        <w:spacing w:line="360" w:lineRule="auto"/>
-        <w:ind w:left="360" w:right="390" w:firstLine="360"/>
-        <w:rPr>
-          <w:sz w:val="24"/>
-          <w:szCs w:val="24"/>
-        </w:rPr>
       </w:pPr>
       <w:r>
         <w:rPr>
@@ -2307,6 +2787,485 @@
           <w:sz w:val="24"/>
           <w:szCs w:val="24"/>
         </w:rPr>
+        <w:t>1…</w:t>
+      </w:r>
+    </w:p>
+    <w:p>
+      <w:pPr>
+        <w:spacing w:line="360" w:lineRule="auto"/>
+        <w:ind w:left="360" w:right="390" w:firstLine="360"/>
+        <w:rPr>
+          <w:sz w:val="24"/>
+          <w:szCs w:val="24"/>
+        </w:rPr>
+      </w:pPr>
+      <w:r>
+        <w:rPr>
+          <w:sz w:val="24"/>
+          <w:szCs w:val="24"/>
+        </w:rPr>
+        <w:t xml:space="preserve">He rolled over onto his belly and crawled, all elbows and knees, back toward the acid bath. </w:t>
+      </w:r>
+    </w:p>
+    <w:p>
+      <w:pPr>
+        <w:spacing w:line="360" w:lineRule="auto"/>
+        <w:ind w:left="360" w:right="390" w:firstLine="360"/>
+        <w:rPr>
+          <w:sz w:val="24"/>
+          <w:szCs w:val="24"/>
+        </w:rPr>
+      </w:pPr>
+      <w:r>
+        <w:rPr>
+          <w:sz w:val="24"/>
+          <w:szCs w:val="24"/>
+        </w:rPr>
+        <w:t>The Signal left him with one final directive.</w:t>
+      </w:r>
+    </w:p>
+    <w:p>
+      <w:pPr>
+        <w:spacing w:line="360" w:lineRule="auto"/>
+        <w:ind w:left="360" w:right="390" w:firstLine="360"/>
+        <w:rPr>
+          <w:i/>
+          <w:iCs/>
+          <w:sz w:val="24"/>
+          <w:szCs w:val="24"/>
+        </w:rPr>
+      </w:pPr>
+      <w:r>
+        <w:rPr>
+          <w:i/>
+          <w:iCs/>
+          <w:sz w:val="24"/>
+          <w:szCs w:val="24"/>
+        </w:rPr>
+        <w:lastRenderedPageBreak/>
+        <w:t>Get in the acid.</w:t>
+      </w:r>
+    </w:p>
+    <w:p>
+      <w:pPr>
+        <w:spacing w:line="360" w:lineRule="auto"/>
+        <w:ind w:left="360" w:right="390" w:firstLine="360"/>
+        <w:rPr>
+          <w:sz w:val="24"/>
+          <w:szCs w:val="24"/>
+        </w:rPr>
+      </w:pPr>
+      <w:r>
+        <w:rPr>
+          <w:sz w:val="24"/>
+          <w:szCs w:val="24"/>
+        </w:rPr>
+        <w:t xml:space="preserve">But that would… He would… Why would the Signal tell him to do that? </w:t>
+      </w:r>
+    </w:p>
+    <w:p>
+      <w:pPr>
+        <w:spacing w:line="360" w:lineRule="auto"/>
+        <w:ind w:left="360" w:right="390" w:firstLine="360"/>
+        <w:rPr>
+          <w:sz w:val="24"/>
+          <w:szCs w:val="24"/>
+        </w:rPr>
+      </w:pPr>
+      <w:r>
+        <w:rPr>
+          <w:sz w:val="24"/>
+          <w:szCs w:val="24"/>
+        </w:rPr>
+        <w:t xml:space="preserve">He tried to ask it, to query, but only silence responded. </w:t>
+      </w:r>
+    </w:p>
+    <w:p>
+      <w:pPr>
+        <w:spacing w:line="360" w:lineRule="auto"/>
+        <w:ind w:left="360" w:right="390" w:firstLine="360"/>
+        <w:rPr>
+          <w:sz w:val="24"/>
+          <w:szCs w:val="24"/>
+        </w:rPr>
+      </w:pPr>
+      <w:r>
+        <w:rPr>
+          <w:sz w:val="24"/>
+          <w:szCs w:val="24"/>
+        </w:rPr>
+        <w:t>There must have been a reason. The Signal had only ever helped him. Surely it had not stopped doing so now?</w:t>
+      </w:r>
+    </w:p>
+    <w:p>
+      <w:pPr>
+        <w:spacing w:line="360" w:lineRule="auto"/>
+        <w:ind w:left="360" w:right="390" w:firstLine="360"/>
+        <w:rPr>
+          <w:sz w:val="24"/>
+          <w:szCs w:val="24"/>
+        </w:rPr>
+      </w:pPr>
+      <w:r>
+        <w:rPr>
+          <w:sz w:val="24"/>
+          <w:szCs w:val="24"/>
+        </w:rPr>
+        <w:t xml:space="preserve">That question was rhetorical. Of course, it hadn’t stopped. He was just too… too stupid, ignorant of the grand plan, to understand it. An ant could not expect to understand the inner workings of the hill. No, the best that an ant could do was stay in line. So that he and other ants did not forget the way back to the hill. </w:t>
+      </w:r>
+    </w:p>
+    <w:p>
+      <w:pPr>
+        <w:spacing w:line="360" w:lineRule="auto"/>
+        <w:ind w:left="360" w:right="390" w:firstLine="360"/>
+        <w:rPr>
+          <w:sz w:val="24"/>
+          <w:szCs w:val="24"/>
+        </w:rPr>
+      </w:pPr>
+      <w:r>
+        <w:rPr>
+          <w:sz w:val="24"/>
+          <w:szCs w:val="24"/>
+        </w:rPr>
+        <w:t xml:space="preserve">Perhaps that was what the acid was. </w:t>
+      </w:r>
+    </w:p>
+    <w:p>
+      <w:pPr>
+        <w:spacing w:line="360" w:lineRule="auto"/>
+        <w:ind w:left="360" w:right="390" w:firstLine="360"/>
+        <w:rPr>
+          <w:sz w:val="24"/>
+          <w:szCs w:val="24"/>
+        </w:rPr>
+      </w:pPr>
+      <w:r>
+        <w:rPr>
+          <w:sz w:val="24"/>
+          <w:szCs w:val="24"/>
+        </w:rPr>
+        <w:t xml:space="preserve">A secret door, passage back to the mothership. </w:t>
+      </w:r>
+    </w:p>
+    <w:p>
+      <w:pPr>
+        <w:spacing w:line="360" w:lineRule="auto"/>
+        <w:ind w:left="360" w:right="390" w:firstLine="360"/>
+        <w:rPr>
+          <w:sz w:val="24"/>
+          <w:szCs w:val="24"/>
+        </w:rPr>
+      </w:pPr>
+      <w:r>
+        <w:rPr>
+          <w:sz w:val="24"/>
+          <w:szCs w:val="24"/>
+        </w:rPr>
+        <w:t xml:space="preserve">Of course -- how </w:t>
+      </w:r>
+      <w:proofErr w:type="gramStart"/>
+      <w:r>
+        <w:rPr>
+          <w:sz w:val="24"/>
+          <w:szCs w:val="24"/>
+        </w:rPr>
+        <w:t>had he been so stupid</w:t>
+      </w:r>
+      <w:proofErr w:type="gramEnd"/>
+      <w:r>
+        <w:rPr>
+          <w:sz w:val="24"/>
+          <w:szCs w:val="24"/>
+        </w:rPr>
+        <w:t>!</w:t>
+      </w:r>
+    </w:p>
+    <w:p>
+      <w:pPr>
+        <w:spacing w:line="360" w:lineRule="auto"/>
+        <w:ind w:left="360" w:right="390" w:firstLine="360"/>
+        <w:rPr>
+          <w:sz w:val="24"/>
+          <w:szCs w:val="24"/>
+        </w:rPr>
+      </w:pPr>
+      <w:r>
+        <w:rPr>
+          <w:sz w:val="24"/>
+          <w:szCs w:val="24"/>
+        </w:rPr>
+        <w:t xml:space="preserve">The Signal could shut off his pain because it was not really </w:t>
+      </w:r>
+      <w:r>
+        <w:rPr>
+          <w:i/>
+          <w:iCs/>
+          <w:sz w:val="24"/>
+          <w:szCs w:val="24"/>
+        </w:rPr>
+        <w:t xml:space="preserve">his </w:t>
+      </w:r>
+      <w:r>
+        <w:rPr>
+          <w:sz w:val="24"/>
+          <w:szCs w:val="24"/>
+        </w:rPr>
+        <w:t>pain. It was part of the monkey skin he wore, not his True Self. It was his exoskeleton, his chitin. He was the fungi that wore the shell.</w:t>
+      </w:r>
+      <w:r>
+        <w:rPr>
+          <w:sz w:val="24"/>
+          <w:szCs w:val="24"/>
+        </w:rPr>
+        <w:t xml:space="preserve"> He had been looking at it totally wrong—he was not the brain, but the </w:t>
+      </w:r>
+      <w:r>
+        <w:rPr>
+          <w:sz w:val="24"/>
+          <w:szCs w:val="24"/>
+        </w:rPr>
+        <w:t>antenna</w:t>
+      </w:r>
+      <w:r>
+        <w:rPr>
+          <w:sz w:val="24"/>
+          <w:szCs w:val="24"/>
+        </w:rPr>
+        <w:t>.</w:t>
+      </w:r>
+      <w:r>
+        <w:rPr>
+          <w:sz w:val="24"/>
+          <w:szCs w:val="24"/>
+        </w:rPr>
+        <w:t xml:space="preserve"> </w:t>
+      </w:r>
+    </w:p>
+    <w:p>
+      <w:pPr>
+        <w:spacing w:line="360" w:lineRule="auto"/>
+        <w:ind w:left="360" w:right="390" w:firstLine="360"/>
+        <w:rPr>
+          <w:sz w:val="24"/>
+          <w:szCs w:val="24"/>
+        </w:rPr>
+      </w:pPr>
+      <w:r>
+        <w:rPr>
+          <w:sz w:val="24"/>
+          <w:szCs w:val="24"/>
+        </w:rPr>
+        <w:t xml:space="preserve">Gently, with shaky, numb hands, he unbuttoned his shirt. </w:t>
+      </w:r>
+      <w:proofErr w:type="gramStart"/>
+      <w:r>
+        <w:rPr>
+          <w:sz w:val="24"/>
+          <w:szCs w:val="24"/>
+        </w:rPr>
+        <w:t>Next</w:t>
+      </w:r>
+      <w:proofErr w:type="gramEnd"/>
+      <w:r>
+        <w:rPr>
+          <w:sz w:val="24"/>
+          <w:szCs w:val="24"/>
+        </w:rPr>
+        <w:t xml:space="preserve"> he pulled down his </w:t>
+      </w:r>
+      <w:proofErr w:type="gramStart"/>
+      <w:r>
+        <w:rPr>
+          <w:sz w:val="24"/>
+          <w:szCs w:val="24"/>
+        </w:rPr>
+        <w:t>zipper, and</w:t>
+      </w:r>
+      <w:proofErr w:type="gramEnd"/>
+      <w:r>
+        <w:rPr>
+          <w:sz w:val="24"/>
+          <w:szCs w:val="24"/>
+        </w:rPr>
+        <w:t xml:space="preserve"> stepped out of his jeans. They dropped to his ankles -- his boxers landed on them next. </w:t>
+      </w:r>
+    </w:p>
+    <w:p>
+      <w:pPr>
+        <w:spacing w:line="360" w:lineRule="auto"/>
+        <w:ind w:left="360" w:right="390" w:firstLine="360"/>
+        <w:rPr>
+          <w:sz w:val="24"/>
+          <w:szCs w:val="24"/>
+        </w:rPr>
+      </w:pPr>
+      <w:r>
+        <w:rPr>
+          <w:sz w:val="24"/>
+          <w:szCs w:val="24"/>
+        </w:rPr>
+        <w:t xml:space="preserve">He kicked both articles of clothing off his feet. </w:t>
+      </w:r>
+    </w:p>
+    <w:p>
+      <w:pPr>
+        <w:spacing w:line="360" w:lineRule="auto"/>
+        <w:ind w:left="360" w:right="390" w:firstLine="360"/>
+        <w:rPr>
+          <w:sz w:val="24"/>
+          <w:szCs w:val="24"/>
+        </w:rPr>
+      </w:pPr>
+      <w:r>
+        <w:rPr>
+          <w:sz w:val="24"/>
+          <w:szCs w:val="24"/>
+        </w:rPr>
+        <w:t xml:space="preserve">The moisture in the air </w:t>
+      </w:r>
+      <w:proofErr w:type="gramStart"/>
+      <w:r>
+        <w:rPr>
+          <w:sz w:val="24"/>
+          <w:szCs w:val="24"/>
+        </w:rPr>
+        <w:t>bit at</w:t>
+      </w:r>
+      <w:proofErr w:type="gramEnd"/>
+      <w:r>
+        <w:rPr>
+          <w:sz w:val="24"/>
+          <w:szCs w:val="24"/>
+        </w:rPr>
+        <w:t xml:space="preserve"> his exposed skin. He reminded himself that that skin was not him, merely a kind of vessel. </w:t>
+      </w:r>
+    </w:p>
+    <w:p>
+      <w:pPr>
+        <w:spacing w:line="360" w:lineRule="auto"/>
+        <w:ind w:left="360" w:right="390" w:firstLine="360"/>
+        <w:rPr>
+          <w:sz w:val="24"/>
+          <w:szCs w:val="24"/>
+        </w:rPr>
+      </w:pPr>
+      <w:r>
+        <w:rPr>
+          <w:sz w:val="24"/>
+          <w:szCs w:val="24"/>
+        </w:rPr>
+        <w:t xml:space="preserve">As he approached the tub, his mind turned to the rare </w:t>
+      </w:r>
+      <w:r>
+        <w:rPr>
+          <w:i/>
+          <w:iCs/>
+          <w:sz w:val="24"/>
+          <w:szCs w:val="24"/>
+        </w:rPr>
+        <w:t xml:space="preserve">Ophiocordyceps. </w:t>
+      </w:r>
+      <w:r>
+        <w:rPr>
+          <w:sz w:val="24"/>
+          <w:szCs w:val="24"/>
+        </w:rPr>
+        <w:t>Commonly known as the</w:t>
+      </w:r>
+      <w:r>
+        <w:rPr>
+          <w:i/>
+          <w:iCs/>
+          <w:sz w:val="24"/>
+          <w:szCs w:val="24"/>
+        </w:rPr>
+        <w:t xml:space="preserve"> zombie-ant fungus</w:t>
+      </w:r>
+      <w:r>
+        <w:rPr>
+          <w:sz w:val="24"/>
+          <w:szCs w:val="24"/>
+        </w:rPr>
+        <w:t xml:space="preserve">, it modified the behavior of the ants in such a way as to propagate itself more effectively, killing the ant and then growing its fruiting bodies in </w:t>
+      </w:r>
+      <w:r>
+        <w:rPr>
+          <w:sz w:val="24"/>
+          <w:szCs w:val="24"/>
+        </w:rPr>
+        <w:t>antenna</w:t>
+      </w:r>
+      <w:r>
+        <w:rPr>
+          <w:sz w:val="24"/>
+          <w:szCs w:val="24"/>
+        </w:rPr>
+        <w:t xml:space="preserve">-like formations from the dead ant's head. To accomplish this, infected ants are stripped of their instinctive fear of heights and made to climb up the nearest tall plant and find a nice place to die -- a syndrome known as "summit disease". Spores are then released from the ant carcass raining down to the ground and infect other ants below, who in turn are zombified into the same course of action. So on and so forth. </w:t>
+      </w:r>
+    </w:p>
+    <w:p>
+      <w:pPr>
+        <w:spacing w:line="360" w:lineRule="auto"/>
+        <w:ind w:left="360" w:right="390" w:firstLine="360"/>
+        <w:rPr>
+          <w:i/>
+          <w:iCs/>
+          <w:sz w:val="24"/>
+          <w:szCs w:val="24"/>
+        </w:rPr>
+      </w:pPr>
+      <w:r>
+        <w:rPr>
+          <w:sz w:val="24"/>
+          <w:szCs w:val="24"/>
+        </w:rPr>
+        <w:lastRenderedPageBreak/>
+        <w:t xml:space="preserve">The cycle continues </w:t>
+      </w:r>
+      <w:r>
+        <w:rPr>
+          <w:i/>
+          <w:iCs/>
+          <w:sz w:val="24"/>
+          <w:szCs w:val="24"/>
+        </w:rPr>
+        <w:t xml:space="preserve">ad nauseum. </w:t>
+      </w:r>
+    </w:p>
+    <w:p>
+      <w:pPr>
+        <w:spacing w:line="360" w:lineRule="auto"/>
+        <w:ind w:left="360" w:right="390" w:firstLine="360"/>
+        <w:rPr>
+          <w:sz w:val="24"/>
+          <w:szCs w:val="24"/>
+        </w:rPr>
+      </w:pPr>
+      <w:r>
+        <w:rPr>
+          <w:sz w:val="24"/>
+          <w:szCs w:val="24"/>
+        </w:rPr>
+        <w:t xml:space="preserve">Mother Nature, you see, had devised her very own check on the otherwise overabundant, destructive population of ants. </w:t>
+      </w:r>
+    </w:p>
+    <w:p>
+      <w:pPr>
+        <w:spacing w:line="360" w:lineRule="auto"/>
+        <w:ind w:left="360" w:right="390" w:firstLine="360"/>
+        <w:rPr>
+          <w:sz w:val="24"/>
+          <w:szCs w:val="24"/>
+        </w:rPr>
+      </w:pPr>
+      <w:r>
+        <w:rPr>
+          <w:i/>
+          <w:iCs/>
+          <w:sz w:val="24"/>
+          <w:szCs w:val="24"/>
+        </w:rPr>
         <w:t xml:space="preserve">There is a lot to be learned from Mother Nature, </w:t>
       </w:r>
       <w:r>
@@ -2331,7 +3290,23 @@
           <w:sz w:val="24"/>
           <w:szCs w:val="24"/>
         </w:rPr>
-        <w:t xml:space="preserve">He knelt down by the tub and put his hands on its lip. </w:t>
+        <w:t xml:space="preserve">He </w:t>
+      </w:r>
+      <w:proofErr w:type="gramStart"/>
+      <w:r>
+        <w:rPr>
+          <w:sz w:val="24"/>
+          <w:szCs w:val="24"/>
+        </w:rPr>
+        <w:t>knelt down</w:t>
+      </w:r>
+      <w:proofErr w:type="gramEnd"/>
+      <w:r>
+        <w:rPr>
+          <w:sz w:val="24"/>
+          <w:szCs w:val="24"/>
+        </w:rPr>
+        <w:t xml:space="preserve"> by the tub and put his hands on its lip. </w:t>
       </w:r>
     </w:p>
     <w:p>
@@ -2616,6 +3591,7 @@
           <w:sz w:val="24"/>
           <w:szCs w:val="24"/>
         </w:rPr>
+        <w:lastRenderedPageBreak/>
         <w:t xml:space="preserve">Suffice to say, Col. Rachel Briggs suddenly wished she had called in sick to work that morning as soon as she arrived on scene. </w:t>
       </w:r>
     </w:p>
